--- a/projects/valuepickr-open-screen/docs/Vishnu Chemicals Ltd.docx
+++ b/projects/valuepickr-open-screen/docs/Vishnu Chemicals Ltd.docx
@@ -32,7 +32,7 @@
           <w:sz w:val="22"/>
           <w:szCs w:val="22"/>
         </w:rPr>
-        <w:t xml:space="preserve">Hyderabad-based chromium chemicals and barium compounds exporter (57 countries) with genuine above-industry revenue growth (~25% latest quarter) and a clean-ish balance sheet, but moderate ROCE/ROE and a commodity-chemicals moat profile keep this at 'neither' for a 10x/100x label.</w:t>
+        <w:t xml:space="preserve">Hyderabad-based chromium chemicals and barium compounds exporter (57+ countries) with real above-industry export growth and an explicit specialty-chemicals capability upgrade (Blanc Fixe, DMSO, DCX Chrome high-purity chromium JV) underway, but a fresh-filings-confirmed multi-year ROCE decline (30%-&gt;16.4%, FY22-26), rising debt-funded capex, negative FCF conversion, and a rich 32.5x trailing P/E keep this at 'neither' with conviction now Low-Medium.</w:t>
       </w:r>
     </w:p>
     <w:p>
@@ -99,7 +99,7 @@
           </w:tcPr>
           <w:p>
             <w:r>
-              <w:t xml:space="preserve">~Rs 4,934 Cr</w:t>
+              <w:t xml:space="preserve">~Rs 4,860-4,930 Cr</w:t>
             </w:r>
           </w:p>
         </w:tc>
@@ -126,7 +126,7 @@
           </w:tcPr>
           <w:p>
             <w:r>
-              <w:t xml:space="preserve">~Rs 733 / Rs 444 - Rs 744</w:t>
+              <w:t xml:space="preserve">~Rs 722 / Rs 444 - Rs 744</w:t>
             </w:r>
           </w:p>
         </w:tc>
@@ -153,7 +153,7 @@
           </w:tcPr>
           <w:p>
             <w:r>
-              <w:t xml:space="preserve">~16.4% / ~14.3%</w:t>
+              <w:t xml:space="preserve">~16.4% / ~14.3% (FY26; 5-yr avg ROCE ~19%, down from FY22 peak of ~30%)</w:t>
             </w:r>
           </w:p>
         </w:tc>
@@ -180,7 +180,7 @@
           </w:tcPr>
           <w:p>
             <w:r>
-              <w:t xml:space="preserve">Q1 FY27 +24.9% YoY (Rs 433.4 Cr); revenue CAGR ~16.36% vs industry median ~7.42%</w:t>
+              <w:t xml:space="preserve">FY26 +11.3% YoY (Rs 1,609.7 Cr); Q1 FY27 +24.9% YoY (Rs 433.4 Cr); revenue CAGR ~16% vs industry ~7%</w:t>
             </w:r>
           </w:p>
         </w:tc>
@@ -207,7 +207,7 @@
           </w:tcPr>
           <w:p>
             <w:r>
-              <w:t xml:space="preserve">Not independently sized this pass</w:t>
+              <w:t xml:space="preserve">D/E 0.49x, Debt/EBITDA 2.1x; gross debt ~Rs 527 Cr (FY26) up from Rs 315 Cr (FY24) as capex is increasingly debt-funded</w:t>
             </w:r>
           </w:p>
         </w:tc>
@@ -223,7 +223,7 @@
         <w:spacing w:after="120"/>
       </w:pPr>
       <w:r>
-        <w:t xml:space="preserve">Vishnu Chemicals shows real above-industry revenue growth (Q1 FY27 +24.9% YoY, ~16% CAGR vs ~7% industry median), consistent with a specialty/export chemicals China+1-adjacent tailwind, but ROCE (~16%) and ROE (~14%) are moderate rather than exceptional, and chromium/barium chemicals are relatively commoditized product lines without an obvious structural moat (e.g., sole-supplier agreements or high switching costs) identified this pass. One market source flagged 'margin pressure' alongside the profit surge in a recent quarter, a caution not independently re-verified here.</w:t>
+        <w:t xml:space="preserve">Vishnu Chemicals continues to show real above-industry export-led revenue growth (FY26 +11.3% YoY to Rs 1,609.7 Cr; Q1 FY27 re-accelerated to +24.9% YoY), and management is explicitly moving up the value curve — Blanc Fixe (specialty barium derivative) launch, a new DMSO specialty-chemical plant (Rs 205-240 Cr, Rs 68 Cr spent), backward integration into barium raw materials (Ramadas Minerals) and a South Africa chrome-ore mine, and a 50:50 JV with France's DCX Chrome for a 6,000 MTPA high-purity chromium metal plant in Visakhapatnam. But this pass's fresh-filings read independently confirms the prior flag: ROCE has declined every year from a FY22 peak of ~30% to ~16.4% in FY26 (5-yr average ~19%), driven by two years of elevated chrome-ore input costs plus capital employed growing ahead of the new capacity coming online. FY26 free cash flow was again negative (CFO ~Rs 127 Cr vs. capex well above that as CWIP built to Rs 159 Cr) as debt-funded capex continues (gross debt Rs 315 Cr -&gt; Rs 527 Cr, FY24-26). Near-term margin is under fresh pressure too: Q1 FY27 EBITDA margin dipped to 15.1% (from 16.1% Q1 FY26) on a one-off Rs 8 Cr retrospective barium charge, and management flagged ocean-freight costs rising to ~20% of revenue in Q2 FY27 on West Asia disruption — partially offset by chrome-ore prices now softening through 2026 on abundant South African supply. Promoter holding has stabilised at 69.21% for five straight quarters (no pledge) after declining ~5.8pp over the prior three years. Chromium/barium remain relatively commoditized product lines — barium in particular faces structural Chinese pricing pressure — so the specialty pivot (Blanc Fixe/DMSO/DCX) is the real but unproven differentiator; management's own target of 20% EBITDA margin by FY28 (from ~15.7% FY26) is the clearest test of whether the capex cycle pays off.</w:t>
       </w:r>
     </w:p>
     <w:p>
@@ -232,15 +232,530 @@
         <w:spacing w:after="120" w:before="280"/>
       </w:pPr>
       <w:r>
-        <w:t xml:space="preserve">Technical Read (Weekly / Monthly MACD + Bollinger Bands, or RSI/CCI/Williams %R proxy)</w:t>
-      </w:r>
-    </w:p>
-    <w:p>
-      <w:pPr>
-        <w:spacing w:after="120"/>
-      </w:pPr>
-      <w:r>
-        <w:t xml:space="preserve">Trading near its 52-week high (Rs 733 vs high Rs 744) - no further TA pulled this pass (fast triage).</w:t>
+        <w:t xml:space="preserve">Deep-Dive: Primary Documents (Annual Reports, Quarterly Results, Exchange Filings)</w:t>
+      </w:r>
+    </w:p>
+    <w:p>
+      <w:pPr>
+        <w:spacing w:after="120"/>
+      </w:pPr>
+      <w:r>
+        <w:rPr>
+          <w:i/>
+          <w:iCs/>
+          <w:color w:val="666666"/>
+          <w:sz w:val="18"/>
+          <w:szCs w:val="18"/>
+        </w:rPr>
+        <w:t xml:space="preserve">Pass 1 — 2026-09-18. Built from the company's own filings (3 years of annual reports, ~4 quarters of results/concalls, and 6 months of BSE/NSE announcements), read via the web — a deeper layer than the forum-sentiment read below.</w:t>
+      </w:r>
+    </w:p>
+    <w:p>
+      <w:pPr>
+        <w:spacing w:after="120"/>
+      </w:pPr>
+      <w:r>
+        <w:rPr>
+          <w:b/>
+          <w:bCs/>
+          <w:sz w:val="20"/>
+          <w:szCs w:val="20"/>
+        </w:rPr>
+        <w:t xml:space="preserve">Sources reviewed this pass:</w:t>
+      </w:r>
+    </w:p>
+    <w:p>
+      <w:pPr>
+        <w:pStyle w:val="ListParagraph"/>
+        <w:numPr>
+          <w:ilvl w:val="0"/>
+          <w:numId w:val="1"/>
+        </w:numPr>
+        <w:spacing w:after="60"/>
+      </w:pPr>
+      <w:r>
+        <w:t xml:space="preserve">screener.in company page (VISHNU consolidated)</w:t>
+      </w:r>
+    </w:p>
+    <w:p>
+      <w:pPr>
+        <w:pStyle w:val="ListParagraph"/>
+        <w:numPr>
+          <w:ilvl w:val="0"/>
+          <w:numId w:val="1"/>
+        </w:numPr>
+        <w:spacing w:after="60"/>
+      </w:pPr>
+      <w:r>
+        <w:t xml:space="preserve">Vishnu Chemicals FY26 results release (whalesbook)</w:t>
+      </w:r>
+    </w:p>
+    <w:p>
+      <w:pPr>
+        <w:pStyle w:val="ListParagraph"/>
+        <w:numPr>
+          <w:ilvl w:val="0"/>
+          <w:numId w:val="1"/>
+        </w:numPr>
+        <w:spacing w:after="60"/>
+      </w:pPr>
+      <w:r>
+        <w:t xml:space="preserve">Vishnu Chemicals Q1 FY27 earnings-call highlights (Yahoo Finance/GuruFocus, indianchemicalnews)</w:t>
+      </w:r>
+    </w:p>
+    <w:p>
+      <w:pPr>
+        <w:pStyle w:val="ListParagraph"/>
+        <w:numPr>
+          <w:ilvl w:val="0"/>
+          <w:numId w:val="1"/>
+        </w:numPr>
+        <w:spacing w:after="60"/>
+      </w:pPr>
+      <w:r>
+        <w:t xml:space="preserve">marketsmojo Q4/Q2 FY26 result analyses (ROCE, margin-pressure commentary)</w:t>
+      </w:r>
+    </w:p>
+    <w:p>
+      <w:pPr>
+        <w:pStyle w:val="ListParagraph"/>
+        <w:numPr>
+          <w:ilvl w:val="0"/>
+          <w:numId w:val="1"/>
+        </w:numPr>
+        <w:spacing w:after="60"/>
+      </w:pPr>
+      <w:r>
+        <w:t xml:space="preserve">multibaggerhunt / dhruvmeisheri substack FY26/FY27 roadmap notes</w:t>
+      </w:r>
+    </w:p>
+    <w:p>
+      <w:pPr>
+        <w:pStyle w:val="ListParagraph"/>
+        <w:numPr>
+          <w:ilvl w:val="0"/>
+          <w:numId w:val="1"/>
+        </w:numPr>
+        <w:spacing w:after="60"/>
+      </w:pPr>
+      <w:r>
+        <w:t xml:space="preserve">CARE Ratings press release (Nov 2025, PDF - fetch failed, relied on WebSearch summary)</w:t>
+      </w:r>
+    </w:p>
+    <w:p>
+      <w:pPr>
+        <w:pStyle w:val="ListParagraph"/>
+        <w:numPr>
+          <w:ilvl w:val="0"/>
+          <w:numId w:val="1"/>
+        </w:numPr>
+        <w:spacing w:after="60"/>
+      </w:pPr>
+      <w:r>
+        <w:t xml:space="preserve">shareholding-pattern data (choiceindia/trendlyne via WebSearch)</w:t>
+      </w:r>
+    </w:p>
+    <w:p>
+      <w:pPr>
+        <w:pStyle w:val="ListParagraph"/>
+        <w:numPr>
+          <w:ilvl w:val="0"/>
+          <w:numId w:val="1"/>
+        </w:numPr>
+        <w:spacing w:after="60"/>
+      </w:pPr>
+      <w:r>
+        <w:t xml:space="preserve">Indian Chemical News management interview (capex/new-chemistries commentary)</w:t>
+      </w:r>
+    </w:p>
+    <w:p>
+      <w:pPr>
+        <w:pStyle w:val="ListParagraph"/>
+        <w:numPr>
+          <w:ilvl w:val="0"/>
+          <w:numId w:val="1"/>
+        </w:numPr>
+        <w:spacing w:after="60"/>
+      </w:pPr>
+      <w:r>
+        <w:t xml:space="preserve">WebSearch: chromium/barium global supply, chrome-ore price trend, China+1 dynamics</w:t>
+      </w:r>
+    </w:p>
+    <w:p>
+      <w:pPr>
+        <w:spacing w:after="120"/>
+      </w:pPr>
+      <w:r>
+        <w:rPr>
+          <w:b/>
+          <w:bCs/>
+          <w:sz w:val="20"/>
+          <w:szCs w:val="20"/>
+        </w:rPr>
+        <w:t xml:space="preserve">Annual-report findings (3-year view):</w:t>
+      </w:r>
+    </w:p>
+    <w:p>
+      <w:pPr>
+        <w:pStyle w:val="ListParagraph"/>
+        <w:numPr>
+          <w:ilvl w:val="0"/>
+          <w:numId w:val="1"/>
+        </w:numPr>
+        <w:spacing w:after="60"/>
+      </w:pPr>
+      <w:r>
+        <w:t xml:space="preserve">FY26: Revenue Rs 1,609.7 Cr (+11.3% YoY), EBITDA Rs 252.4 Cr (+10.5%, margin ~15.7%), PAT Rs 142.2 Cr (+12.3%)</w:t>
+      </w:r>
+    </w:p>
+    <w:p>
+      <w:pPr>
+        <w:pStyle w:val="ListParagraph"/>
+        <w:numPr>
+          <w:ilvl w:val="0"/>
+          <w:numId w:val="1"/>
+        </w:numPr>
+        <w:spacing w:after="60"/>
+      </w:pPr>
+      <w:r>
+        <w:t xml:space="preserve">ROCE 16.4% FY26 vs a 5-yr average of ~19% and a FY22 peak of ~30% - a confirmed, genuine multi-year decline</w:t>
+      </w:r>
+    </w:p>
+    <w:p>
+      <w:pPr>
+        <w:pStyle w:val="ListParagraph"/>
+        <w:numPr>
+          <w:ilvl w:val="0"/>
+          <w:numId w:val="1"/>
+        </w:numPr>
+        <w:spacing w:after="60"/>
+      </w:pPr>
+      <w:r>
+        <w:t xml:space="preserve">Gross debt rose Rs 315 Cr (FY24) -&gt; Rs 527 Cr (FY26) as capex is increasingly debt-funded; D/E 0.49x, Debt/EBITDA 2.1x</w:t>
+      </w:r>
+    </w:p>
+    <w:p>
+      <w:pPr>
+        <w:pStyle w:val="ListParagraph"/>
+        <w:numPr>
+          <w:ilvl w:val="0"/>
+          <w:numId w:val="1"/>
+        </w:numPr>
+        <w:spacing w:after="60"/>
+      </w:pPr>
+      <w:r>
+        <w:t xml:space="preserve">FY26 CFO ~Rs 127 Cr (+40.8% YoY) but capex/CWIP build (CWIP Rs 159 Cr) kept free cash flow negative</w:t>
+      </w:r>
+    </w:p>
+    <w:p>
+      <w:pPr>
+        <w:pStyle w:val="ListParagraph"/>
+        <w:numPr>
+          <w:ilvl w:val="0"/>
+          <w:numId w:val="1"/>
+        </w:numPr>
+        <w:spacing w:after="60"/>
+      </w:pPr>
+      <w:r>
+        <w:t xml:space="preserve">Promoter holding 69.21%, flat for 5 quarters, zero pledge (FY26 board declaration)</w:t>
+      </w:r>
+    </w:p>
+    <w:p>
+      <w:pPr>
+        <w:pStyle w:val="ListParagraph"/>
+        <w:numPr>
+          <w:ilvl w:val="0"/>
+          <w:numId w:val="1"/>
+        </w:numPr>
+        <w:spacing w:after="60"/>
+      </w:pPr>
+      <w:r>
+        <w:t xml:space="preserve">Dividend payout minimal (~1.65% of profits over 3 years); Rs 0.30/share recommended for FY26</w:t>
+      </w:r>
+    </w:p>
+    <w:p>
+      <w:pPr>
+        <w:spacing w:after="120"/>
+      </w:pPr>
+      <w:r>
+        <w:rPr>
+          <w:b/>
+          <w:bCs/>
+          <w:sz w:val="20"/>
+          <w:szCs w:val="20"/>
+        </w:rPr>
+        <w:t xml:space="preserve">Quarterly trend (last ~4 quarters + concall commentary):</w:t>
+      </w:r>
+    </w:p>
+    <w:p>
+      <w:pPr>
+        <w:pStyle w:val="ListParagraph"/>
+        <w:numPr>
+          <w:ilvl w:val="0"/>
+          <w:numId w:val="1"/>
+        </w:numPr>
+        <w:spacing w:after="60"/>
+      </w:pPr>
+      <w:r>
+        <w:t xml:space="preserve">Q1 FY27: Revenue Rs 433.4 Cr (+24.9% YoY), EBITDA Rs 65.5 Cr (+17.5%, margin 15.1% vs 16.1% Q1 FY26 - hit by a one-off Rs 8 Cr retrospective barium charge), PAT Rs 39.6 Cr (+23%)</w:t>
+      </w:r>
+    </w:p>
+    <w:p>
+      <w:pPr>
+        <w:pStyle w:val="ListParagraph"/>
+        <w:numPr>
+          <w:ilvl w:val="0"/>
+          <w:numId w:val="1"/>
+        </w:numPr>
+        <w:spacing w:after="60"/>
+      </w:pPr>
+      <w:r>
+        <w:t xml:space="preserve">Q4 FY26: Revenue Rs 450.3 Cr (+14.7%), EBITDA Rs 76.7 Cr (+19.7%), PAT Rs 43.4 Cr (+11.5%)</w:t>
+      </w:r>
+    </w:p>
+    <w:p>
+      <w:pPr>
+        <w:pStyle w:val="ListParagraph"/>
+        <w:numPr>
+          <w:ilvl w:val="0"/>
+          <w:numId w:val="1"/>
+        </w:numPr>
+        <w:spacing w:after="60"/>
+      </w:pPr>
+      <w:r>
+        <w:t xml:space="preserve">Management flagged ocean-freight costs rising to ~20% of revenue for Q2 FY27 on West Asia geopolitical disruption</w:t>
+      </w:r>
+    </w:p>
+    <w:p>
+      <w:pPr>
+        <w:pStyle w:val="ListParagraph"/>
+        <w:numPr>
+          <w:ilvl w:val="0"/>
+          <w:numId w:val="1"/>
+        </w:numPr>
+        <w:spacing w:after="60"/>
+      </w:pPr>
+      <w:r>
+        <w:t xml:space="preserve">Chrome-ore prices softening through 2026 on abundant South African supply + Chinese ferrochrome production cuts freeing ore for export - an emerging input-cost tailwind</w:t>
+      </w:r>
+    </w:p>
+    <w:p>
+      <w:pPr>
+        <w:spacing w:after="120"/>
+      </w:pPr>
+      <w:r>
+        <w:rPr>
+          <w:b/>
+          <w:bCs/>
+          <w:sz w:val="20"/>
+          <w:szCs w:val="20"/>
+        </w:rPr>
+        <w:t xml:space="preserve">Exchange announcements (last 6 months):</w:t>
+      </w:r>
+    </w:p>
+    <w:p>
+      <w:pPr>
+        <w:pStyle w:val="ListParagraph"/>
+        <w:numPr>
+          <w:ilvl w:val="0"/>
+          <w:numId w:val="1"/>
+        </w:numPr>
+        <w:spacing w:after="60"/>
+      </w:pPr>
+      <w:r>
+        <w:t xml:space="preserve">50:50 JV with France's DCX Chrome SAS for a greenfield 6,000 MTPA high-purity chromium metal plant, Visakhapatnam</w:t>
+      </w:r>
+    </w:p>
+    <w:p>
+      <w:pPr>
+        <w:pStyle w:val="ListParagraph"/>
+        <w:numPr>
+          <w:ilvl w:val="0"/>
+          <w:numId w:val="1"/>
+        </w:numPr>
+        <w:spacing w:after="60"/>
+      </w:pPr>
+      <w:r>
+        <w:t xml:space="preserve">Blanc Fixe (specialty barium derivative) launch - explicit move from bulk to specialty chemicals</w:t>
+      </w:r>
+    </w:p>
+    <w:p>
+      <w:pPr>
+        <w:pStyle w:val="ListParagraph"/>
+        <w:numPr>
+          <w:ilvl w:val="0"/>
+          <w:numId w:val="1"/>
+        </w:numPr>
+        <w:spacing w:after="60"/>
+      </w:pPr>
+      <w:r>
+        <w:t xml:space="preserve">Ramadas Minerals acquisition (barium raw-material backward integration) + South Africa chrome-ore mine</w:t>
+      </w:r>
+    </w:p>
+    <w:p>
+      <w:pPr>
+        <w:pStyle w:val="ListParagraph"/>
+        <w:numPr>
+          <w:ilvl w:val="0"/>
+          <w:numId w:val="1"/>
+        </w:numPr>
+        <w:spacing w:after="60"/>
+      </w:pPr>
+      <w:r>
+        <w:t xml:space="preserve">FY27 capex guidance: Rs 200-250 Cr total (DMSO Rs 205-240 Cr with Rs 68 Cr spent; Rs 50 Cr chromium-derivative capacity; Rs 40 Cr barium backward integration; Rs 20-25 Cr South Africa)</w:t>
+      </w:r>
+    </w:p>
+    <w:p>
+      <w:pPr>
+        <w:spacing w:after="120"/>
+      </w:pPr>
+      <w:r>
+        <w:rPr>
+          <w:b/>
+          <w:bCs/>
+          <w:sz w:val="20"/>
+          <w:szCs w:val="20"/>
+        </w:rPr>
+        <w:t xml:space="preserve">Key new facts vs. the prior write-up:</w:t>
+      </w:r>
+    </w:p>
+    <w:p>
+      <w:pPr>
+        <w:pStyle w:val="ListParagraph"/>
+        <w:numPr>
+          <w:ilvl w:val="0"/>
+          <w:numId w:val="1"/>
+        </w:numPr>
+        <w:spacing w:after="60"/>
+      </w:pPr>
+      <w:r>
+        <w:t xml:space="preserve">The ROCE decline first flagged in the prior light pass (30% -&gt; 16%, FY22-25) is independently confirmed by this pass's fresh FY26 filings read (30% -&gt; 16.4%, FY22-26), and the causal driver is now identified: 2 years of elevated chrome-ore costs plus capital employed growing ahead of new capacity</w:t>
+      </w:r>
+    </w:p>
+    <w:p>
+      <w:pPr>
+        <w:pStyle w:val="ListParagraph"/>
+        <w:numPr>
+          <w:ilvl w:val="0"/>
+          <w:numId w:val="1"/>
+        </w:numPr>
+        <w:spacing w:after="60"/>
+      </w:pPr>
+      <w:r>
+        <w:t xml:space="preserve">FY26 free cash flow was again negative - this is now a 2-year pattern (FY25 CFO ~Rs 90 Cr constrained by adverse working-capital movement; FY26 CFO ~Rs 127 Cr but capex/CWIP still outran it)</w:t>
+      </w:r>
+    </w:p>
+    <w:p>
+      <w:pPr>
+        <w:pStyle w:val="ListParagraph"/>
+        <w:numPr>
+          <w:ilvl w:val="0"/>
+          <w:numId w:val="1"/>
+        </w:numPr>
+        <w:spacing w:after="60"/>
+      </w:pPr>
+      <w:r>
+        <w:t xml:space="preserve">A genuine specialty-chemicals capability upgrade is underway (DMSO, Blanc Fixe, DCX high-purity-chromium JV) that was not fully visible in the prior pass - this is the real bull case, but it is early-stage and unproven</w:t>
+      </w:r>
+    </w:p>
+    <w:p>
+      <w:pPr>
+        <w:pStyle w:val="ListParagraph"/>
+        <w:numPr>
+          <w:ilvl w:val="0"/>
+          <w:numId w:val="1"/>
+        </w:numPr>
+        <w:spacing w:after="60"/>
+      </w:pPr>
+      <w:r>
+        <w:t xml:space="preserve">Chrome-ore input costs are now softening industry-wide (2026), a fresh tailwind that could support the margin-recovery guidance if it persists</w:t>
+      </w:r>
+    </w:p>
+    <w:p>
+      <w:pPr>
+        <w:spacing w:after="120"/>
+      </w:pPr>
+      <w:r>
+        <w:rPr>
+          <w:b/>
+          <w:bCs/>
+          <w:sz w:val="20"/>
+          <w:szCs w:val="20"/>
+        </w:rPr>
+        <w:t xml:space="preserve">Open questions / what to watch:</w:t>
+      </w:r>
+    </w:p>
+    <w:p>
+      <w:pPr>
+        <w:pStyle w:val="ListParagraph"/>
+        <w:numPr>
+          <w:ilvl w:val="0"/>
+          <w:numId w:val="1"/>
+        </w:numPr>
+        <w:spacing w:after="60"/>
+      </w:pPr>
+      <w:r>
+        <w:t xml:space="preserve">Will the FY28 20%-EBITDA-margin target actually be delivered, or does it join a pattern of guidance not yet matched by results (ROCE has missed its own historical range for 4 straight years)?</w:t>
+      </w:r>
+    </w:p>
+    <w:p>
+      <w:pPr>
+        <w:pStyle w:val="ListParagraph"/>
+        <w:numPr>
+          <w:ilvl w:val="0"/>
+          <w:numId w:val="1"/>
+        </w:numPr>
+        <w:spacing w:after="60"/>
+      </w:pPr>
+      <w:r>
+        <w:t xml:space="preserve">Can the DMSO/Blanc Fixe/DCX-JV specialty pivot scale fast enough to offset continued commoditization pressure in base chromium/barium, especially given Chinese barium competition?</w:t>
+      </w:r>
+    </w:p>
+    <w:p>
+      <w:pPr>
+        <w:pStyle w:val="ListParagraph"/>
+        <w:numPr>
+          <w:ilvl w:val="0"/>
+          <w:numId w:val="1"/>
+        </w:numPr>
+        <w:spacing w:after="60"/>
+      </w:pPr>
+      <w:r>
+        <w:t xml:space="preserve">Will debt-funded capex (D/E already rising) stay within a manageable band if the margin recovery slips?</w:t>
+      </w:r>
+    </w:p>
+    <w:p>
+      <w:pPr>
+        <w:pStyle w:val="ListParagraph"/>
+        <w:numPr>
+          <w:ilvl w:val="0"/>
+          <w:numId w:val="1"/>
+        </w:numPr>
+        <w:spacing w:after="60"/>
+      </w:pPr>
+      <w:r>
+        <w:t xml:space="preserve">No RPT or guidance-track-record data was sourced this pass - both remain 'unclear'</w:t>
+      </w:r>
+    </w:p>
+    <w:p>
+      <w:pPr>
+        <w:spacing w:after="120" w:before="120"/>
+      </w:pPr>
+      <w:r>
+        <w:rPr>
+          <w:b/>
+          <w:bCs/>
+          <w:sz w:val="20"/>
+          <w:szCs w:val="20"/>
+        </w:rPr>
+        <w:t xml:space="preserve">Conviction impact: </w:t>
+      </w:r>
+      <w:r>
+        <w:rPr>
+          <w:sz w:val="20"/>
+          <w:szCs w:val="20"/>
+        </w:rPr>
+        <w:t xml:space="preserve">Medium -&gt; Low-Medium. The filings did not resolve the ValuePickr thread's own 'Is Growth sustainable?' question - they independently confirmed it (multi-year ROCE decline, now with FY26 data) and added two fresh negatives (a second year of negative free cash flow, and near-term freight-cost/one-off margin pressure) against a real but early-stage and unproven positive (the specialty-chemicals capability upgrade via DMSO/Blanc Fixe/DCX). A 32.5x trailing P/E already looks like it's paying for the upgrade succeeding before the numbers confirm it.</w:t>
       </w:r>
     </w:p>
     <w:p>
@@ -249,15 +764,22 @@
         <w:spacing w:after="120" w:before="280"/>
       </w:pPr>
       <w:r>
-        <w:t xml:space="preserve">ValuePickr Community Signal</w:t>
-      </w:r>
-    </w:p>
-    <w:p>
-      <w:pPr>
-        <w:spacing w:after="120"/>
-      </w:pPr>
-      <w:r>
-        <w:t xml:space="preserve">ValuePickr thread found: topic_id 3997, 'Vishnu Chemicals - Is Growth sustainable?' - the thread title itself flags the exact same sustainability question raised by the moderate ROCE/margin-pressure data; not deep-read this pass per fast-triage budget.</w:t>
+        <w:t xml:space="preserve">Guidance &amp; Expectation Gap</w:t>
+      </w:r>
+    </w:p>
+    <w:p>
+      <w:pPr>
+        <w:spacing w:after="120"/>
+      </w:pPr>
+      <w:r>
+        <w:rPr>
+          <w:i/>
+          <w:iCs/>
+          <w:color w:val="666666"/>
+          <w:sz w:val="18"/>
+          <w:szCs w:val="18"/>
+        </w:rPr>
+        <w:t xml:space="preserve">Management guidance decoded into commitments, graded on the expectation → action → operational → commercial → financial ladder, then compared to what the current price appears to assume. Method: playbook/guidance-and-expectation-gap.md.</w:t>
       </w:r>
     </w:p>
     <w:p>
@@ -271,14 +793,1046 @@
           <w:sz w:val="20"/>
           <w:szCs w:val="20"/>
         </w:rPr>
-        <w:t xml:space="preserve">High-conviction call from a top contributor: </w:t>
-      </w:r>
-      <w:r>
-        <w:rPr>
-          <w:sz w:val="20"/>
-          <w:szCs w:val="20"/>
-        </w:rPr>
-        <w:t xml:space="preserve">Not read this pass (thread exists but not opened - fast triage); the thread's own title ('Is Growth sustainable?') is a relevant signal worth following up in a fuller pass.</w:t>
+        <w:t xml:space="preserve">Commitment ladder (most-proven first):</w:t>
+      </w:r>
+    </w:p>
+    <w:tbl>
+      <w:tblPr>
+        <w:tblW w:type="dxa" w:w="9000"/>
+        <w:tblBorders>
+          <w:top w:val="single" w:color="auto" w:sz="4"/>
+          <w:left w:val="single" w:color="auto" w:sz="4"/>
+          <w:bottom w:val="single" w:color="auto" w:sz="4"/>
+          <w:right w:val="single" w:color="auto" w:sz="4"/>
+          <w:insideH w:val="single" w:color="auto" w:sz="4"/>
+          <w:insideV w:val="single" w:color="auto" w:sz="4"/>
+        </w:tblBorders>
+      </w:tblPr>
+      <w:tblGrid>
+        <w:gridCol w:w="1100"/>
+        <w:gridCol w:w="2600"/>
+        <w:gridCol w:w="2400"/>
+        <w:gridCol w:w="900"/>
+        <w:gridCol w:w="1200"/>
+        <w:gridCol w:w="800"/>
+      </w:tblGrid>
+      <w:tr>
+        <w:trPr>
+          <w:tblHeader/>
+        </w:trPr>
+        <w:tc>
+          <w:tcPr>
+            <w:tcW w:type="dxa" w:w="1100"/>
+            <w:shd w:fill="F2F2F2" w:val="clear"/>
+          </w:tcPr>
+          <w:p>
+            <w:r>
+              <w:rPr>
+                <w:b/>
+                <w:bCs/>
+                <w:sz w:val="18"/>
+                <w:szCs w:val="18"/>
+              </w:rPr>
+              <w:t xml:space="preserve">Area</w:t>
+            </w:r>
+          </w:p>
+        </w:tc>
+        <w:tc>
+          <w:tcPr>
+            <w:tcW w:type="dxa" w:w="2600"/>
+            <w:shd w:fill="F2F2F2" w:val="clear"/>
+          </w:tcPr>
+          <w:p>
+            <w:r>
+              <w:rPr>
+                <w:b/>
+                <w:bCs/>
+                <w:sz w:val="18"/>
+                <w:szCs w:val="18"/>
+              </w:rPr>
+              <w:t xml:space="preserve">Commitment</w:t>
+            </w:r>
+          </w:p>
+        </w:tc>
+        <w:tc>
+          <w:tcPr>
+            <w:tcW w:type="dxa" w:w="2400"/>
+            <w:shd w:fill="F2F2F2" w:val="clear"/>
+          </w:tcPr>
+          <w:p>
+            <w:r>
+              <w:rPr>
+                <w:b/>
+                <w:bCs/>
+                <w:sz w:val="18"/>
+                <w:szCs w:val="18"/>
+              </w:rPr>
+              <w:t xml:space="preserve">Specifics</w:t>
+            </w:r>
+          </w:p>
+        </w:tc>
+        <w:tc>
+          <w:tcPr>
+            <w:tcW w:type="dxa" w:w="900"/>
+            <w:shd w:fill="F2F2F2" w:val="clear"/>
+          </w:tcPr>
+          <w:p>
+            <w:r>
+              <w:rPr>
+                <w:b/>
+                <w:bCs/>
+                <w:sz w:val="18"/>
+                <w:szCs w:val="18"/>
+              </w:rPr>
+              <w:t xml:space="preserve">By when</w:t>
+            </w:r>
+          </w:p>
+        </w:tc>
+        <w:tc>
+          <w:tcPr>
+            <w:tcW w:type="dxa" w:w="1200"/>
+            <w:shd w:fill="F2F2F2" w:val="clear"/>
+          </w:tcPr>
+          <w:p>
+            <w:r>
+              <w:rPr>
+                <w:b/>
+                <w:bCs/>
+                <w:sz w:val="18"/>
+                <w:szCs w:val="18"/>
+              </w:rPr>
+              <w:t xml:space="preserve">Stage</w:t>
+            </w:r>
+          </w:p>
+        </w:tc>
+        <w:tc>
+          <w:tcPr>
+            <w:tcW w:type="dxa" w:w="800"/>
+            <w:shd w:fill="F2F2F2" w:val="clear"/>
+          </w:tcPr>
+          <w:p>
+            <w:r>
+              <w:rPr>
+                <w:b/>
+                <w:bCs/>
+                <w:sz w:val="18"/>
+                <w:szCs w:val="18"/>
+              </w:rPr>
+              <w:t xml:space="preserve">Thesis-critical</w:t>
+            </w:r>
+          </w:p>
+        </w:tc>
+      </w:tr>
+      <w:tr>
+        <w:tc>
+          <w:tcPr>
+            <w:tcW w:type="dxa" w:w="1100"/>
+          </w:tcPr>
+          <w:p>
+            <w:r>
+              <w:rPr>
+                <w:b w:val="false"/>
+                <w:bCs w:val="false"/>
+                <w:sz w:val="18"/>
+                <w:szCs w:val="18"/>
+              </w:rPr>
+              <w:t xml:space="preserve">new_business</w:t>
+            </w:r>
+          </w:p>
+        </w:tc>
+        <w:tc>
+          <w:tcPr>
+            <w:tcW w:type="dxa" w:w="2600"/>
+          </w:tcPr>
+          <w:p>
+            <w:r>
+              <w:rPr>
+                <w:b w:val="false"/>
+                <w:bCs w:val="false"/>
+                <w:sz w:val="18"/>
+                <w:szCs w:val="18"/>
+              </w:rPr>
+              <w:t xml:space="preserve">DMSO specialty-chemical plant</w:t>
+            </w:r>
+          </w:p>
+        </w:tc>
+        <w:tc>
+          <w:tcPr>
+            <w:tcW w:type="dxa" w:w="2400"/>
+          </w:tcPr>
+          <w:p>
+            <w:r>
+              <w:rPr>
+                <w:b w:val="false"/>
+                <w:bCs w:val="false"/>
+                <w:sz w:val="18"/>
+                <w:szCs w:val="18"/>
+              </w:rPr>
+              <w:t xml:space="preserve">Rs 205-240 Cr total cost, Rs 68 Cr spent to date</w:t>
+            </w:r>
+          </w:p>
+        </w:tc>
+        <w:tc>
+          <w:tcPr>
+            <w:tcW w:type="dxa" w:w="900"/>
+          </w:tcPr>
+          <w:p>
+            <w:r>
+              <w:rPr>
+                <w:b w:val="false"/>
+                <w:bCs w:val="false"/>
+                <w:sz w:val="18"/>
+                <w:szCs w:val="18"/>
+              </w:rPr>
+              <w:t xml:space="preserve">FY27</w:t>
+            </w:r>
+          </w:p>
+        </w:tc>
+        <w:tc>
+          <w:tcPr>
+            <w:tcW w:type="dxa" w:w="1200"/>
+          </w:tcPr>
+          <w:p>
+            <w:r>
+              <w:rPr>
+                <w:b w:val="false"/>
+                <w:bCs w:val="false"/>
+                <w:sz w:val="18"/>
+                <w:szCs w:val="18"/>
+              </w:rPr>
+              <w:t xml:space="preserve">action</w:t>
+            </w:r>
+          </w:p>
+        </w:tc>
+        <w:tc>
+          <w:tcPr>
+            <w:tcW w:type="dxa" w:w="800"/>
+          </w:tcPr>
+          <w:p>
+            <w:r>
+              <w:rPr>
+                <w:b w:val="false"/>
+                <w:bCs w:val="false"/>
+                <w:sz w:val="18"/>
+                <w:szCs w:val="18"/>
+              </w:rPr>
+              <w:t xml:space="preserve">yes</w:t>
+            </w:r>
+          </w:p>
+        </w:tc>
+      </w:tr>
+      <w:tr>
+        <w:tc>
+          <w:tcPr>
+            <w:tcW w:type="dxa" w:w="1100"/>
+          </w:tcPr>
+          <w:p>
+            <w:r>
+              <w:rPr>
+                <w:b w:val="false"/>
+                <w:bCs w:val="false"/>
+                <w:sz w:val="18"/>
+                <w:szCs w:val="18"/>
+              </w:rPr>
+              <w:t xml:space="preserve">capacity</w:t>
+            </w:r>
+          </w:p>
+        </w:tc>
+        <w:tc>
+          <w:tcPr>
+            <w:tcW w:type="dxa" w:w="2600"/>
+          </w:tcPr>
+          <w:p>
+            <w:r>
+              <w:rPr>
+                <w:b w:val="false"/>
+                <w:bCs w:val="false"/>
+                <w:sz w:val="18"/>
+                <w:szCs w:val="18"/>
+              </w:rPr>
+              <w:t xml:space="preserve">DCX Chrome 50:50 JV - high-purity chromium metal plant</w:t>
+            </w:r>
+          </w:p>
+        </w:tc>
+        <w:tc>
+          <w:tcPr>
+            <w:tcW w:type="dxa" w:w="2400"/>
+          </w:tcPr>
+          <w:p>
+            <w:r>
+              <w:rPr>
+                <w:b w:val="false"/>
+                <w:bCs w:val="false"/>
+                <w:sz w:val="18"/>
+                <w:szCs w:val="18"/>
+              </w:rPr>
+              <w:t xml:space="preserve">6,000 MTPA, Visakhapatnam, greenfield</w:t>
+            </w:r>
+          </w:p>
+        </w:tc>
+        <w:tc>
+          <w:tcPr>
+            <w:tcW w:type="dxa" w:w="900"/>
+          </w:tcPr>
+          <w:p>
+            <w:r>
+              <w:rPr>
+                <w:b w:val="false"/>
+                <w:bCs w:val="false"/>
+                <w:sz w:val="18"/>
+                <w:szCs w:val="18"/>
+              </w:rPr>
+              <w:t xml:space="preserve">beyond</w:t>
+            </w:r>
+          </w:p>
+        </w:tc>
+        <w:tc>
+          <w:tcPr>
+            <w:tcW w:type="dxa" w:w="1200"/>
+          </w:tcPr>
+          <w:p>
+            <w:r>
+              <w:rPr>
+                <w:b w:val="false"/>
+                <w:bCs w:val="false"/>
+                <w:sz w:val="18"/>
+                <w:szCs w:val="18"/>
+              </w:rPr>
+              <w:t xml:space="preserve">action</w:t>
+            </w:r>
+          </w:p>
+        </w:tc>
+        <w:tc>
+          <w:tcPr>
+            <w:tcW w:type="dxa" w:w="800"/>
+          </w:tcPr>
+          <w:p>
+            <w:r>
+              <w:rPr>
+                <w:b w:val="false"/>
+                <w:bCs w:val="false"/>
+                <w:sz w:val="18"/>
+                <w:szCs w:val="18"/>
+              </w:rPr>
+              <w:t xml:space="preserve">yes</w:t>
+            </w:r>
+          </w:p>
+        </w:tc>
+      </w:tr>
+      <w:tr>
+        <w:tc>
+          <w:tcPr>
+            <w:tcW w:type="dxa" w:w="1100"/>
+          </w:tcPr>
+          <w:p>
+            <w:r>
+              <w:rPr>
+                <w:b w:val="false"/>
+                <w:bCs w:val="false"/>
+                <w:sz w:val="18"/>
+                <w:szCs w:val="18"/>
+              </w:rPr>
+              <w:t xml:space="preserve">margin</w:t>
+            </w:r>
+          </w:p>
+        </w:tc>
+        <w:tc>
+          <w:tcPr>
+            <w:tcW w:type="dxa" w:w="2600"/>
+          </w:tcPr>
+          <w:p>
+            <w:r>
+              <w:rPr>
+                <w:b w:val="false"/>
+                <w:bCs w:val="false"/>
+                <w:sz w:val="18"/>
+                <w:szCs w:val="18"/>
+              </w:rPr>
+              <w:t xml:space="preserve">EBITDA margin recovery to ~20% by FY28</w:t>
+            </w:r>
+          </w:p>
+        </w:tc>
+        <w:tc>
+          <w:tcPr>
+            <w:tcW w:type="dxa" w:w="2400"/>
+          </w:tcPr>
+          <w:p>
+            <w:r>
+              <w:rPr>
+                <w:b w:val="false"/>
+                <w:bCs w:val="false"/>
+                <w:sz w:val="18"/>
+                <w:szCs w:val="18"/>
+              </w:rPr>
+              <w:t xml:space="preserve">from ~15.7% FY26 / 15.1% Q1 FY27, via mix shift + cost optimisation</w:t>
+            </w:r>
+          </w:p>
+        </w:tc>
+        <w:tc>
+          <w:tcPr>
+            <w:tcW w:type="dxa" w:w="900"/>
+          </w:tcPr>
+          <w:p>
+            <w:r>
+              <w:rPr>
+                <w:b w:val="false"/>
+                <w:bCs w:val="false"/>
+                <w:sz w:val="18"/>
+                <w:szCs w:val="18"/>
+              </w:rPr>
+              <w:t xml:space="preserve">FY28</w:t>
+            </w:r>
+          </w:p>
+        </w:tc>
+        <w:tc>
+          <w:tcPr>
+            <w:tcW w:type="dxa" w:w="1200"/>
+          </w:tcPr>
+          <w:p>
+            <w:r>
+              <w:rPr>
+                <w:b w:val="false"/>
+                <w:bCs w:val="false"/>
+                <w:sz w:val="18"/>
+                <w:szCs w:val="18"/>
+              </w:rPr>
+              <w:t xml:space="preserve">expectation</w:t>
+            </w:r>
+          </w:p>
+        </w:tc>
+        <w:tc>
+          <w:tcPr>
+            <w:tcW w:type="dxa" w:w="800"/>
+          </w:tcPr>
+          <w:p>
+            <w:r>
+              <w:rPr>
+                <w:b w:val="false"/>
+                <w:bCs w:val="false"/>
+                <w:sz w:val="18"/>
+                <w:szCs w:val="18"/>
+              </w:rPr>
+              <w:t xml:space="preserve">yes</w:t>
+            </w:r>
+          </w:p>
+        </w:tc>
+      </w:tr>
+      <w:tr>
+        <w:tc>
+          <w:tcPr>
+            <w:tcW w:type="dxa" w:w="1100"/>
+          </w:tcPr>
+          <w:p>
+            <w:r>
+              <w:rPr>
+                <w:b w:val="false"/>
+                <w:bCs w:val="false"/>
+                <w:sz w:val="18"/>
+                <w:szCs w:val="18"/>
+              </w:rPr>
+              <w:t xml:space="preserve">capacity</w:t>
+            </w:r>
+          </w:p>
+        </w:tc>
+        <w:tc>
+          <w:tcPr>
+            <w:tcW w:type="dxa" w:w="2600"/>
+          </w:tcPr>
+          <w:p>
+            <w:r>
+              <w:rPr>
+                <w:b w:val="false"/>
+                <w:bCs w:val="false"/>
+                <w:sz w:val="18"/>
+                <w:szCs w:val="18"/>
+              </w:rPr>
+              <w:t xml:space="preserve">Chromium-derivative capacity expansion + barium backward integration</w:t>
+            </w:r>
+          </w:p>
+        </w:tc>
+        <w:tc>
+          <w:tcPr>
+            <w:tcW w:type="dxa" w:w="2400"/>
+          </w:tcPr>
+          <w:p>
+            <w:r>
+              <w:rPr>
+                <w:b w:val="false"/>
+                <w:bCs w:val="false"/>
+                <w:sz w:val="18"/>
+                <w:szCs w:val="18"/>
+              </w:rPr>
+              <w:t xml:space="preserve">Rs 50 Cr chromium derivatives + Rs 40 Cr barium backward integration (FY27)</w:t>
+            </w:r>
+          </w:p>
+        </w:tc>
+        <w:tc>
+          <w:tcPr>
+            <w:tcW w:type="dxa" w:w="900"/>
+          </w:tcPr>
+          <w:p>
+            <w:r>
+              <w:rPr>
+                <w:b w:val="false"/>
+                <w:bCs w:val="false"/>
+                <w:sz w:val="18"/>
+                <w:szCs w:val="18"/>
+              </w:rPr>
+              <w:t xml:space="preserve">FY27</w:t>
+            </w:r>
+          </w:p>
+        </w:tc>
+        <w:tc>
+          <w:tcPr>
+            <w:tcW w:type="dxa" w:w="1200"/>
+          </w:tcPr>
+          <w:p>
+            <w:r>
+              <w:rPr>
+                <w:b w:val="false"/>
+                <w:bCs w:val="false"/>
+                <w:sz w:val="18"/>
+                <w:szCs w:val="18"/>
+              </w:rPr>
+              <w:t xml:space="preserve">action</w:t>
+            </w:r>
+          </w:p>
+        </w:tc>
+        <w:tc>
+          <w:tcPr>
+            <w:tcW w:type="dxa" w:w="800"/>
+          </w:tcPr>
+          <w:p>
+            <w:r>
+              <w:rPr>
+                <w:b w:val="false"/>
+                <w:bCs w:val="false"/>
+                <w:sz w:val="18"/>
+                <w:szCs w:val="18"/>
+              </w:rPr>
+              <w:t xml:space="preserve"/>
+            </w:r>
+          </w:p>
+        </w:tc>
+      </w:tr>
+    </w:tbl>
+    <w:p>
+      <w:pPr>
+        <w:spacing w:after="60" w:before="120"/>
+      </w:pPr>
+      <w:r>
+        <w:rPr>
+          <w:b/>
+          <w:bCs/>
+          <w:sz w:val="20"/>
+          <w:szCs w:val="20"/>
+        </w:rPr>
+        <w:t xml:space="preserve">Earnings chain: </w:t>
+      </w:r>
+      <w:r>
+        <w:rPr>
+          <w:b w:val="false"/>
+          <w:bCs w:val="false"/>
+          <w:sz w:val="20"/>
+          <w:szCs w:val="20"/>
+        </w:rPr>
+        <w:t xml:space="preserve">export/China+1 demand + specialty launches (Blanc Fixe, DMSO)</w:t>
+      </w:r>
+      <w:r>
+        <w:rPr>
+          <w:color w:val="666666"/>
+          <w:sz w:val="20"/>
+          <w:szCs w:val="20"/>
+        </w:rPr>
+        <w:t xml:space="preserve"> → </w:t>
+      </w:r>
+      <w:r>
+        <w:rPr>
+          <w:b w:val="false"/>
+          <w:bCs w:val="false"/>
+          <w:sz w:val="20"/>
+          <w:szCs w:val="20"/>
+        </w:rPr>
+        <w:t xml:space="preserve">capacity expansion (chromium derivatives, barium backward integration, DCX high-purity-chromium JV)</w:t>
+      </w:r>
+      <w:r>
+        <w:rPr>
+          <w:color w:val="666666"/>
+          <w:sz w:val="20"/>
+          <w:szCs w:val="20"/>
+        </w:rPr>
+        <w:t xml:space="preserve"> → </w:t>
+      </w:r>
+      <w:r>
+        <w:rPr>
+          <w:b w:val="false"/>
+          <w:bCs w:val="false"/>
+          <w:sz w:val="20"/>
+          <w:szCs w:val="20"/>
+        </w:rPr>
+        <w:t xml:space="preserve">revenue growth (~16% CAGR)</w:t>
+      </w:r>
+      <w:r>
+        <w:rPr>
+          <w:color w:val="666666"/>
+          <w:sz w:val="20"/>
+          <w:szCs w:val="20"/>
+        </w:rPr>
+        <w:t xml:space="preserve"> → </w:t>
+      </w:r>
+      <w:r>
+        <w:rPr>
+          <w:b w:val="false"/>
+          <w:bCs w:val="false"/>
+          <w:sz w:val="20"/>
+          <w:szCs w:val="20"/>
+        </w:rPr>
+        <w:t xml:space="preserve">input-cost normalisation (chrome-ore softening) + value-added mix shift</w:t>
+      </w:r>
+      <w:r>
+        <w:rPr>
+          <w:color w:val="666666"/>
+          <w:sz w:val="20"/>
+          <w:szCs w:val="20"/>
+        </w:rPr>
+        <w:t xml:space="preserve"> → </w:t>
+      </w:r>
+      <w:r>
+        <w:rPr>
+          <w:b w:val="false"/>
+          <w:bCs w:val="false"/>
+          <w:sz w:val="20"/>
+          <w:szCs w:val="20"/>
+        </w:rPr>
+        <w:t xml:space="preserve">EBITDA margin recovery toward 20% by FY28</w:t>
+      </w:r>
+      <w:r>
+        <w:rPr>
+          <w:color w:val="666666"/>
+          <w:sz w:val="20"/>
+          <w:szCs w:val="20"/>
+        </w:rPr>
+        <w:t xml:space="preserve"> → </w:t>
+      </w:r>
+      <w:r>
+        <w:rPr>
+          <w:b w:val="false"/>
+          <w:bCs w:val="false"/>
+          <w:sz w:val="20"/>
+          <w:szCs w:val="20"/>
+        </w:rPr>
+        <w:t xml:space="preserve">PAT/ROCE recovery</w:t>
+      </w:r>
+    </w:p>
+    <w:p>
+      <w:pPr>
+        <w:spacing w:after="120"/>
+      </w:pPr>
+      <w:r>
+        <w:rPr>
+          <w:color w:val="666666"/>
+          <w:sz w:val="18"/>
+          <w:szCs w:val="18"/>
+        </w:rPr>
+        <w:t xml:space="preserve">Bottleneck link: capex execution timing + input-cost-cycle normalisation.</w:t>
+      </w:r>
+    </w:p>
+    <w:p>
+      <w:pPr>
+        <w:spacing w:after="120"/>
+      </w:pPr>
+      <w:r>
+        <w:rPr>
+          <w:color w:val="666666"/>
+          <w:sz w:val="18"/>
+          <w:szCs w:val="18"/>
+        </w:rPr>
+        <w:t xml:space="preserve">Operating leverage: yes — management guides margin expansion from mix shift + cost optimisation, but not yet delivered (margin actually dipped in Q1 FY27)</w:t>
+      </w:r>
+    </w:p>
+    <w:p>
+      <w:pPr>
+        <w:spacing w:after="120"/>
+      </w:pPr>
+      <w:r>
+        <w:rPr>
+          <w:color w:val="666666"/>
+          <w:sz w:val="18"/>
+          <w:szCs w:val="18"/>
+        </w:rPr>
+        <w:t xml:space="preserve">Evidenced: export/China+1 demand; capacity expansion underway (DMSO Rs 68 Cr spent, DCX JV signed). Still assumed: input-cost normalisation sustaining; EBITDA margin recovery to 20% by FY28; PAT/ROCE recovery.</w:t>
+      </w:r>
+    </w:p>
+    <w:p>
+      <w:pPr>
+        <w:spacing w:after="120"/>
+      </w:pPr>
+      <w:r>
+        <w:rPr>
+          <w:b/>
+          <w:bCs/>
+          <w:sz w:val="20"/>
+          <w:szCs w:val="20"/>
+        </w:rPr>
+        <w:t xml:space="preserve">Market expectation vs. our path:</w:t>
+      </w:r>
+    </w:p>
+    <w:tbl>
+      <w:tblPr>
+        <w:tblW w:type="dxa" w:w="9000"/>
+        <w:tblBorders>
+          <w:top w:val="single" w:color="auto" w:sz="4"/>
+          <w:left w:val="single" w:color="auto" w:sz="4"/>
+          <w:bottom w:val="single" w:color="auto" w:sz="4"/>
+          <w:right w:val="single" w:color="auto" w:sz="4"/>
+          <w:insideH w:val="single" w:color="auto" w:sz="4"/>
+          <w:insideV w:val="single" w:color="auto" w:sz="4"/>
+        </w:tblBorders>
+      </w:tblPr>
+      <w:tblGrid>
+        <w:gridCol w:w="3200"/>
+        <w:gridCol w:w="5800"/>
+      </w:tblGrid>
+      <w:tr>
+        <w:tc>
+          <w:tcPr>
+            <w:tcW w:type="dxa" w:w="3200"/>
+            <w:shd w:fill="F2F2F2" w:val="clear"/>
+          </w:tcPr>
+          <w:p>
+            <w:r>
+              <w:rPr>
+                <w:b/>
+                <w:bCs/>
+              </w:rPr>
+              <w:t xml:space="preserve">As of</w:t>
+            </w:r>
+          </w:p>
+        </w:tc>
+        <w:tc>
+          <w:tcPr>
+            <w:tcW w:type="dxa" w:w="5800"/>
+          </w:tcPr>
+          <w:p>
+            <w:r>
+              <w:t xml:space="preserve">2026-09-18</w:t>
+            </w:r>
+          </w:p>
+        </w:tc>
+      </w:tr>
+      <w:tr>
+        <w:tc>
+          <w:tcPr>
+            <w:tcW w:type="dxa" w:w="3200"/>
+            <w:shd w:fill="F2F2F2" w:val="clear"/>
+          </w:tcPr>
+          <w:p>
+            <w:r>
+              <w:rPr>
+                <w:b/>
+                <w:bCs/>
+              </w:rPr>
+              <w:t xml:space="preserve">Price / multiple</w:t>
+            </w:r>
+          </w:p>
+        </w:tc>
+        <w:tc>
+          <w:tcPr>
+            <w:tcW w:type="dxa" w:w="5800"/>
+          </w:tcPr>
+          <w:p>
+            <w:r>
+              <w:t xml:space="preserve">Rs 722 · 32.5x P/E</w:t>
+            </w:r>
+          </w:p>
+        </w:tc>
+      </w:tr>
+      <w:tr>
+        <w:tc>
+          <w:tcPr>
+            <w:tcW w:type="dxa" w:w="3200"/>
+            <w:shd w:fill="F2F2F2" w:val="clear"/>
+          </w:tcPr>
+          <w:p>
+            <w:r>
+              <w:rPr>
+                <w:b/>
+                <w:bCs/>
+              </w:rPr>
+              <w:t xml:space="preserve">Right valuation lens</w:t>
+            </w:r>
+          </w:p>
+        </w:tc>
+        <w:tc>
+          <w:tcPr>
+            <w:tcW w:type="dxa" w:w="5800"/>
+          </w:tcPr>
+          <w:p>
+            <w:r>
+              <w:t xml:space="preserve">P/E</w:t>
+            </w:r>
+          </w:p>
+        </w:tc>
+      </w:tr>
+      <w:tr>
+        <w:tc>
+          <w:tcPr>
+            <w:tcW w:type="dxa" w:w="3200"/>
+            <w:shd w:fill="F2F2F2" w:val="clear"/>
+          </w:tcPr>
+          <w:p>
+            <w:r>
+              <w:rPr>
+                <w:b/>
+                <w:bCs/>
+              </w:rPr>
+              <w:t xml:space="preserve">Price implies</w:t>
+            </w:r>
+          </w:p>
+        </w:tc>
+        <w:tc>
+          <w:tcPr>
+            <w:tcW w:type="dxa" w:w="5800"/>
+          </w:tcPr>
+          <w:p>
+            <w:r>
+              <w:t xml:space="preserve">~32.5x trailing P/E (vs a 5-yr avg ROCE of ~19%, now 16.4%) needs sustained low-double-digit-to-20% EPS growth AND the guided margin recovery (15.7% FY26 -&gt; 20% FY28 target) to look fair at a ~20-22x steady-compounder exit</w:t>
+            </w:r>
+          </w:p>
+        </w:tc>
+      </w:tr>
+      <w:tr>
+        <w:tc>
+          <w:tcPr>
+            <w:tcW w:type="dxa" w:w="3200"/>
+            <w:shd w:fill="F2F2F2" w:val="clear"/>
+          </w:tcPr>
+          <w:p>
+            <w:r>
+              <w:rPr>
+                <w:b/>
+                <w:bCs/>
+              </w:rPr>
+              <w:t xml:space="preserve">Our FY27</w:t>
+            </w:r>
+          </w:p>
+        </w:tc>
+        <w:tc>
+          <w:tcPr>
+            <w:tcW w:type="dxa" w:w="5800"/>
+          </w:tcPr>
+          <w:p>
+            <w:r>
+              <w:t xml:space="preserve">Revenue growth likely continues low-double-digits-to-mid-teens on export/specialty mix (Q1 FY27 +24.9% may not repeat all year); EBITDA margin under near-term pressure from freight costs (~20% of revenue guided for Q2 FY27), partially offset by softening chrome-ore prices; ROCE likely stays ~16-17%, still below the 5-yr average</w:t>
+            </w:r>
+          </w:p>
+        </w:tc>
+      </w:tr>
+      <w:tr>
+        <w:tc>
+          <w:tcPr>
+            <w:tcW w:type="dxa" w:w="3200"/>
+            <w:shd w:fill="F2F2F2" w:val="clear"/>
+          </w:tcPr>
+          <w:p>
+            <w:r>
+              <w:rPr>
+                <w:b/>
+                <w:bCs/>
+              </w:rPr>
+              <w:t xml:space="preserve">Our FY28</w:t>
+            </w:r>
+          </w:p>
+        </w:tc>
+        <w:tc>
+          <w:tcPr>
+            <w:tcW w:type="dxa" w:w="5800"/>
+          </w:tcPr>
+          <w:p>
+            <w:r>
+              <w:t xml:space="preserve">If the DMSO/DCX-JV/Blanc Fixe specialty ramp lands on schedule and freight normalises, EBITDA margin could move toward management's 20% FY28 target and ROCE could re-inflect; execution risk (multiple concurrent capex projects) and input-cost-cycle risk both remain live</w:t>
+            </w:r>
+          </w:p>
+        </w:tc>
+      </w:tr>
+      <w:tr>
+        <w:tc>
+          <w:tcPr>
+            <w:tcW w:type="dxa" w:w="3200"/>
+            <w:shd w:fill="F2F2F2" w:val="clear"/>
+          </w:tcPr>
+          <w:p>
+            <w:r>
+              <w:rPr>
+                <w:b/>
+                <w:bCs/>
+              </w:rPr>
+              <w:t xml:space="preserve">Gap direction</w:t>
+            </w:r>
+          </w:p>
+        </w:tc>
+        <w:tc>
+          <w:tcPr>
+            <w:tcW w:type="dxa" w:w="5800"/>
+          </w:tcPr>
+          <w:p>
+            <w:r>
+              <w:t xml:space="preserve">priced-in</w:t>
+            </w:r>
+          </w:p>
+        </w:tc>
+      </w:tr>
+      <w:tr>
+        <w:tc>
+          <w:tcPr>
+            <w:tcW w:type="dxa" w:w="3200"/>
+            <w:shd w:fill="F2F2F2" w:val="clear"/>
+          </w:tcPr>
+          <w:p>
+            <w:r>
+              <w:rPr>
+                <w:b/>
+                <w:bCs/>
+              </w:rPr>
+              <w:t xml:space="preserve">Gap type</w:t>
+            </w:r>
+          </w:p>
+        </w:tc>
+        <w:tc>
+          <w:tcPr>
+            <w:tcW w:type="dxa" w:w="5800"/>
+          </w:tcPr>
+          <w:p>
+            <w:r>
+              <w:t xml:space="preserve">margin</w:t>
+            </w:r>
+          </w:p>
+        </w:tc>
+      </w:tr>
+      <w:tr>
+        <w:tc>
+          <w:tcPr>
+            <w:tcW w:type="dxa" w:w="3200"/>
+            <w:shd w:fill="F2F2F2" w:val="clear"/>
+          </w:tcPr>
+          <w:p>
+            <w:r>
+              <w:rPr>
+                <w:b/>
+                <w:bCs/>
+              </w:rPr>
+              <w:t xml:space="preserve">Gap magnitude</w:t>
+            </w:r>
+          </w:p>
+        </w:tc>
+        <w:tc>
+          <w:tcPr>
+            <w:tcW w:type="dxa" w:w="5800"/>
+          </w:tcPr>
+          <w:p>
+            <w:r>
+              <w:t xml:space="preserve">not estimable</w:t>
+            </w:r>
+          </w:p>
+        </w:tc>
+      </w:tr>
+      <w:tr>
+        <w:tc>
+          <w:tcPr>
+            <w:tcW w:type="dxa" w:w="3200"/>
+            <w:shd w:fill="F2F2F2" w:val="clear"/>
+          </w:tcPr>
+          <w:p>
+            <w:r>
+              <w:rPr>
+                <w:b/>
+                <w:bCs/>
+              </w:rPr>
+              <w:t xml:space="preserve">Gap basis</w:t>
+            </w:r>
+          </w:p>
+        </w:tc>
+        <w:tc>
+          <w:tcPr>
+            <w:tcW w:type="dxa" w:w="5800"/>
+          </w:tcPr>
+          <w:p>
+            <w:r>
+              <w:t xml:space="preserve">32.5x trailing already assumes the guided margin recovery materialises; the fresh-filings-confirmed multi-year ROCE decline and FY26 negative free cash flow are real risks the multiple does not appear to discount, and near-term freight-cost pressure adds a fresh headwind</w:t>
+            </w:r>
+          </w:p>
+        </w:tc>
+      </w:tr>
+      <w:tr>
+        <w:tc>
+          <w:tcPr>
+            <w:tcW w:type="dxa" w:w="3200"/>
+            <w:shd w:fill="F2F2F2" w:val="clear"/>
+          </w:tcPr>
+          <w:p>
+            <w:r>
+              <w:rPr>
+                <w:b/>
+                <w:bCs/>
+              </w:rPr>
+              <w:t xml:space="preserve">Evidence quality</w:t>
+            </w:r>
+          </w:p>
+        </w:tc>
+        <w:tc>
+          <w:tcPr>
+            <w:tcW w:type="dxa" w:w="5800"/>
+          </w:tcPr>
+          <w:p>
+            <w:r>
+              <w:t xml:space="preserve">weak</w:t>
+            </w:r>
+          </w:p>
+        </w:tc>
+      </w:tr>
+    </w:tbl>
+    <w:p>
+      <w:pPr>
+        <w:spacing w:after="120"/>
+      </w:pPr>
+      <w:r>
+        <w:rPr>
+          <w:i/>
+          <w:iCs/>
+          <w:color w:val="666666"/>
+          <w:sz w:val="16"/>
+          <w:szCs w:val="16"/>
+        </w:rPr>
+        <w:t xml:space="preserve">no broker consensus; implied path is a reverse-P/E estimate + screener.in forward figures + VP thread view</w:t>
+      </w:r>
+    </w:p>
+    <w:p>
+      <w:pPr>
+        <w:spacing w:after="120" w:before="120"/>
+      </w:pPr>
+      <w:r>
+        <w:rPr>
+          <w:b/>
+          <w:bCs/>
+          <w:sz w:val="20"/>
+          <w:szCs w:val="20"/>
+        </w:rPr>
+        <w:t xml:space="preserve">Catalyst: </w:t>
+      </w:r>
+      <w:r>
+        <w:rPr>
+          <w:sz w:val="20"/>
+          <w:szCs w:val="20"/>
+        </w:rPr>
+        <w:t xml:space="preserve">FY27 capex commissioning across DMSO plant / chromium-derivative capacity / barium backward integration, plus the first quarterly prints showing whether EBITDA margin is tracking toward management's 20%-by-FY28 target</w:t>
+      </w:r>
+      <w:r>
+        <w:rPr>
+          <w:color w:val="666666"/>
+          <w:sz w:val="18"/>
+          <w:szCs w:val="18"/>
+        </w:rPr>
+        <w:t xml:space="preserve"> (window ~12M from 2026-09-18; undated; evidence med; pending)</w:t>
       </w:r>
     </w:p>
     <w:p>
@@ -287,15 +1841,727 @@
         <w:spacing w:after="120" w:before="280"/>
       </w:pPr>
       <w:r>
-        <w:t xml:space="preserve">BSE Corporate Actions / Other Red Flags</w:t>
-      </w:r>
-    </w:p>
-    <w:p>
-      <w:pPr>
-        <w:spacing w:after="120"/>
-      </w:pPr>
-      <w:r>
-        <w:t xml:space="preserve">No red flags found in this pass.</w:t>
+        <w:t xml:space="preserve">Ishmohit-Lens Checks (value chain · earnings quality · growth trajectory · management · quality metrics · track record · global-signal check)</w:t>
+      </w:r>
+    </w:p>
+    <w:p>
+      <w:pPr>
+        <w:spacing w:after="120"/>
+      </w:pPr>
+      <w:r>
+        <w:rPr>
+          <w:i/>
+          <w:iCs/>
+          <w:color w:val="666666"/>
+          <w:sz w:val="18"/>
+          <w:szCs w:val="18"/>
+        </w:rPr>
+        <w:t xml:space="preserve">Extra checks drawn from @ishmohit1 / SOIC methodology (playbook/ishmohit-soic-style.md): where the company sits in its value chain and what the supply side is doing, whether a margin/PAT inflection is structural or a cyclical peak, the rate-of-change of growth vs. what the multiple demands, and management quality as a positive attribute.</w:t>
+      </w:r>
+    </w:p>
+    <w:p>
+      <w:pPr>
+        <w:spacing w:after="120"/>
+      </w:pPr>
+      <w:r>
+        <w:rPr>
+          <w:b/>
+          <w:bCs/>
+          <w:sz w:val="20"/>
+          <w:szCs w:val="20"/>
+        </w:rPr>
+        <w:t xml:space="preserve">Value chain &amp; supply side:</w:t>
+      </w:r>
+    </w:p>
+    <w:tbl>
+      <w:tblPr>
+        <w:tblW w:type="dxa" w:w="9000"/>
+        <w:tblBorders>
+          <w:top w:val="single" w:color="auto" w:sz="4"/>
+          <w:left w:val="single" w:color="auto" w:sz="4"/>
+          <w:bottom w:val="single" w:color="auto" w:sz="4"/>
+          <w:right w:val="single" w:color="auto" w:sz="4"/>
+          <w:insideH w:val="single" w:color="auto" w:sz="4"/>
+          <w:insideV w:val="single" w:color="auto" w:sz="4"/>
+        </w:tblBorders>
+      </w:tblPr>
+      <w:tblGrid>
+        <w:gridCol w:w="3200"/>
+        <w:gridCol w:w="5800"/>
+      </w:tblGrid>
+      <w:tr>
+        <w:tc>
+          <w:tcPr>
+            <w:tcW w:type="dxa" w:w="3200"/>
+            <w:shd w:fill="F2F2F2" w:val="clear"/>
+          </w:tcPr>
+          <w:p>
+            <w:r>
+              <w:rPr>
+                <w:b/>
+                <w:bCs/>
+              </w:rPr>
+              <w:t xml:space="preserve">Theme</w:t>
+            </w:r>
+          </w:p>
+        </w:tc>
+        <w:tc>
+          <w:tcPr>
+            <w:tcW w:type="dxa" w:w="5800"/>
+          </w:tcPr>
+          <w:p>
+            <w:r>
+              <w:t xml:space="preserve">chromium &amp; barium specialty chemicals / China+1 export, moving toward high-purity chromium metal</w:t>
+            </w:r>
+          </w:p>
+        </w:tc>
+      </w:tr>
+      <w:tr>
+        <w:tc>
+          <w:tcPr>
+            <w:tcW w:type="dxa" w:w="3200"/>
+            <w:shd w:fill="F2F2F2" w:val="clear"/>
+          </w:tcPr>
+          <w:p>
+            <w:r>
+              <w:rPr>
+                <w:b/>
+                <w:bCs/>
+              </w:rPr>
+              <w:t xml:space="preserve">This company's position</w:t>
+            </w:r>
+          </w:p>
+        </w:tc>
+        <w:tc>
+          <w:tcPr>
+            <w:tcW w:type="dxa" w:w="5800"/>
+          </w:tcPr>
+          <w:p>
+            <w:r>
+              <w:t xml:space="preserve">one of few vertically-integrating chromium+barium chemicals producers outside China, now moving into high-purity chromium metal (DCX Chrome 50:50 JV) and specialty derivatives (DMSO, Blanc Fixe)</w:t>
+            </w:r>
+          </w:p>
+        </w:tc>
+      </w:tr>
+      <w:tr>
+        <w:tc>
+          <w:tcPr>
+            <w:tcW w:type="dxa" w:w="3200"/>
+            <w:shd w:fill="F2F2F2" w:val="clear"/>
+          </w:tcPr>
+          <w:p>
+            <w:r>
+              <w:rPr>
+                <w:b/>
+                <w:bCs/>
+              </w:rPr>
+              <w:t xml:space="preserve">Bottleneck node (pricing power)</w:t>
+            </w:r>
+          </w:p>
+        </w:tc>
+        <w:tc>
+          <w:tcPr>
+            <w:tcW w:type="dxa" w:w="5800"/>
+          </w:tcPr>
+          <w:p>
+            <w:r>
+              <w:t xml:space="preserve">chrome-ore/raw-material sourcing (partly captive via Ramadas Minerals + South Africa mine) and capex execution timing</w:t>
+            </w:r>
+          </w:p>
+        </w:tc>
+      </w:tr>
+      <w:tr>
+        <w:tc>
+          <w:tcPr>
+            <w:tcW w:type="dxa" w:w="3200"/>
+            <w:shd w:fill="F2F2F2" w:val="clear"/>
+          </w:tcPr>
+          <w:p>
+            <w:r>
+              <w:rPr>
+                <w:b/>
+                <w:bCs/>
+              </w:rPr>
+              <w:t xml:space="preserve">Supply-side status</w:t>
+            </w:r>
+          </w:p>
+        </w:tc>
+        <w:tc>
+          <w:tcPr>
+            <w:tcW w:type="dxa" w:w="5800"/>
+          </w:tcPr>
+          <w:p>
+            <w:r>
+              <w:t xml:space="preserve">adding</w:t>
+            </w:r>
+          </w:p>
+        </w:tc>
+      </w:tr>
+      <w:tr>
+        <w:tc>
+          <w:tcPr>
+            <w:tcW w:type="dxa" w:w="3200"/>
+            <w:shd w:fill="F2F2F2" w:val="clear"/>
+          </w:tcPr>
+          <w:p>
+            <w:r>
+              <w:rPr>
+                <w:b/>
+                <w:bCs/>
+              </w:rPr>
+              <w:t xml:space="preserve">Adjacent-node peers</w:t>
+            </w:r>
+          </w:p>
+        </w:tc>
+        <w:tc>
+          <w:tcPr>
+            <w:tcW w:type="dxa" w:w="5800"/>
+          </w:tcPr>
+          <w:p>
+            <w:r>
+              <w:t xml:space="preserve">Aarti Industries, Anupam Rasayan, Gujarat Fluorochemicals, DCX Chrome (JV partner, France)</w:t>
+            </w:r>
+          </w:p>
+        </w:tc>
+      </w:tr>
+    </w:tbl>
+    <w:p>
+      <w:pPr>
+        <w:spacing w:after="120"/>
+      </w:pPr>
+      <w:r>
+        <w:rPr>
+          <w:color w:val="666666"/>
+          <w:sz w:val="18"/>
+          <w:szCs w:val="18"/>
+        </w:rPr>
+        <w:t xml:space="preserve">Barium faces structural Chinese pricing pressure (weak moat there); the DCX JV for high-purity chromium metal and the specialty pivot (Blanc Fixe/DMSO) are the differentiated bet, but capacity is still being added industry-wide (South African chrome-ore supply also loosening), so near-term pricing power stays limited.</w:t>
+      </w:r>
+    </w:p>
+    <w:p>
+      <w:pPr>
+        <w:spacing w:after="60" w:before="120"/>
+      </w:pPr>
+      <w:r>
+        <w:rPr>
+          <w:b/>
+          <w:bCs/>
+          <w:sz w:val="20"/>
+          <w:szCs w:val="20"/>
+        </w:rPr>
+        <w:t xml:space="preserve">Earnings quality: </w:t>
+      </w:r>
+      <w:r>
+        <w:rPr>
+          <w:sz w:val="20"/>
+          <w:szCs w:val="20"/>
+        </w:rPr>
+        <w:t xml:space="preserve">margin driver mixed</w:t>
+      </w:r>
+      <w:r>
+        <w:rPr>
+          <w:b/>
+          <w:bCs/>
+          <w:color w:val="A32020"/>
+          <w:sz w:val="20"/>
+          <w:szCs w:val="20"/>
+        </w:rPr>
+        <w:t xml:space="preserve"/>
+      </w:r>
+    </w:p>
+    <w:p>
+      <w:pPr>
+        <w:spacing w:after="120"/>
+      </w:pPr>
+      <w:r>
+        <w:rPr>
+          <w:color w:val="666666"/>
+          <w:sz w:val="18"/>
+          <w:szCs w:val="18"/>
+        </w:rPr>
+        <w:t xml:space="preserve">Drivers: chrome-ore/raw-material input-cost cycle (cyclical - two years elevated, now softening through 2026); specialty/value-added-product mix shift (Blanc Fixe, DMSO) - structural if it scales, currently small; one-off items (Rs 8 Cr retrospective barium charge, Q1 FY27); ocean-freight/logistics cost cycle (cyclical, geopolitically driven - West Asia disruption).</w:t>
+      </w:r>
+    </w:p>
+    <w:p>
+      <w:pPr>
+        <w:spacing w:after="120"/>
+      </w:pPr>
+      <w:r>
+        <w:rPr>
+          <w:color w:val="666666"/>
+          <w:sz w:val="18"/>
+          <w:szCs w:val="18"/>
+        </w:rPr>
+        <w:t xml:space="preserve">Current ~15-16% EBITDA margin sits BELOW both the company's own multi-year range and its stated 20%-by-FY28 target - this reads as a trough/transition margin from the capex cycle and input-cost squeeze, not an elevated one, so peak-margin risk is not applicable here.</w:t>
+      </w:r>
+    </w:p>
+    <w:p>
+      <w:pPr>
+        <w:spacing w:after="60" w:before="120"/>
+      </w:pPr>
+      <w:r>
+        <w:rPr>
+          <w:b/>
+          <w:bCs/>
+          <w:sz w:val="20"/>
+          <w:szCs w:val="20"/>
+        </w:rPr>
+        <w:t xml:space="preserve">Growth trajectory: </w:t>
+      </w:r>
+      <w:r>
+        <w:rPr>
+          <w:b w:val="false"/>
+          <w:bCs w:val="false"/>
+          <w:sz w:val="20"/>
+          <w:szCs w:val="20"/>
+        </w:rPr>
+        <w:t xml:space="preserve">YoY growth rate is accelerating</w:t>
+      </w:r>
+    </w:p>
+    <w:p>
+      <w:pPr>
+        <w:spacing w:after="120"/>
+      </w:pPr>
+      <w:r>
+        <w:rPr>
+          <w:color w:val="666666"/>
+          <w:sz w:val="18"/>
+          <w:szCs w:val="18"/>
+        </w:rPr>
+        <w:t xml:space="preserve">FY25 +19.3% (full year) -&gt; FY26 +11.3% (full year, deceleration) -&gt; Q4 FY26 +14.7% -&gt; Q1 FY27 +24.9% (re-acceleration on export/value-added mix); one strong quarter, not yet a confirmed new trend</w:t>
+      </w:r>
+    </w:p>
+    <w:p>
+      <w:pPr>
+        <w:spacing w:after="120"/>
+      </w:pPr>
+      <w:r>
+        <w:rPr>
+          <w:color w:val="666666"/>
+          <w:sz w:val="18"/>
+          <w:szCs w:val="18"/>
+        </w:rPr>
+        <w:t xml:space="preserve">Reverse P/E: 32.5x trailing P/E needs sustained mid-teens-to-20% growth to look fair at an 18-22x steady-compounder exit; Q1 FY27's 24.9% print supports it directionally but the FY26 full-year deceleration to 11.3% is the more conservative base rate.</w:t>
+      </w:r>
+    </w:p>
+    <w:p>
+      <w:pPr>
+        <w:spacing w:after="120"/>
+      </w:pPr>
+      <w:r>
+        <w:rPr>
+          <w:b/>
+          <w:bCs/>
+          <w:sz w:val="20"/>
+          <w:szCs w:val="20"/>
+        </w:rPr>
+        <w:t xml:space="preserve">Management quality (TVGP's "P"):</w:t>
+      </w:r>
+    </w:p>
+    <w:tbl>
+      <w:tblPr>
+        <w:tblW w:type="dxa" w:w="9000"/>
+        <w:tblBorders>
+          <w:top w:val="single" w:color="auto" w:sz="4"/>
+          <w:left w:val="single" w:color="auto" w:sz="4"/>
+          <w:bottom w:val="single" w:color="auto" w:sz="4"/>
+          <w:right w:val="single" w:color="auto" w:sz="4"/>
+          <w:insideH w:val="single" w:color="auto" w:sz="4"/>
+          <w:insideV w:val="single" w:color="auto" w:sz="4"/>
+        </w:tblBorders>
+      </w:tblPr>
+      <w:tblGrid>
+        <w:gridCol w:w="3200"/>
+        <w:gridCol w:w="5800"/>
+      </w:tblGrid>
+      <w:tr>
+        <w:tc>
+          <w:tcPr>
+            <w:tcW w:type="dxa" w:w="3200"/>
+            <w:shd w:fill="F2F2F2" w:val="clear"/>
+          </w:tcPr>
+          <w:p>
+            <w:r>
+              <w:rPr>
+                <w:b/>
+                <w:bCs/>
+              </w:rPr>
+              <w:t xml:space="preserve">Assessment</w:t>
+            </w:r>
+          </w:p>
+        </w:tc>
+        <w:tc>
+          <w:tcPr>
+            <w:tcW w:type="dxa" w:w="5800"/>
+          </w:tcPr>
+          <w:p>
+            <w:r>
+              <w:t xml:space="preserve">neutral</w:t>
+            </w:r>
+          </w:p>
+        </w:tc>
+      </w:tr>
+      <w:tr>
+        <w:tc>
+          <w:tcPr>
+            <w:tcW w:type="dxa" w:w="3200"/>
+            <w:shd w:fill="F2F2F2" w:val="clear"/>
+          </w:tcPr>
+          <w:p>
+            <w:r>
+              <w:rPr>
+                <w:b/>
+                <w:bCs/>
+              </w:rPr>
+              <w:t xml:space="preserve">Capital allocation</w:t>
+            </w:r>
+          </w:p>
+        </w:tc>
+        <w:tc>
+          <w:tcPr>
+            <w:tcW w:type="dxa" w:w="5800"/>
+          </w:tcPr>
+          <w:p>
+            <w:r>
+              <w:t xml:space="preserve">Reinvesting heavily - combined FY26-27 capex across DMSO (Rs 205-240 Cr), chromium-derivative capacity (Rs 50 Cr), barium backward integration (Rs 40 Cr), South Africa mine (Rs 20-25 Cr) and the DCX JV - while ROCE has declined every year since the FY22 peak (~30% -&gt; 16.4%, FY26); all capex is core-adjacent (no unrelated diversification), and management states growth is 'pursued with discipline...prioritising EBITDA margins rather than merely top-line', but that discipline has not yet shown up in the return metrics. (neutral)</w:t>
+            </w:r>
+          </w:p>
+        </w:tc>
+      </w:tr>
+      <w:tr>
+        <w:tc>
+          <w:tcPr>
+            <w:tcW w:type="dxa" w:w="3200"/>
+            <w:shd w:fill="F2F2F2" w:val="clear"/>
+          </w:tcPr>
+          <w:p>
+            <w:r>
+              <w:rPr>
+                <w:b/>
+                <w:bCs/>
+              </w:rPr>
+              <w:t xml:space="preserve">Related-party trend</w:t>
+            </w:r>
+          </w:p>
+        </w:tc>
+        <w:tc>
+          <w:tcPr>
+            <w:tcW w:type="dxa" w:w="5800"/>
+          </w:tcPr>
+          <w:p>
+            <w:r>
+              <w:t xml:space="preserve">unclear</w:t>
+            </w:r>
+          </w:p>
+        </w:tc>
+      </w:tr>
+      <w:tr>
+        <w:tc>
+          <w:tcPr>
+            <w:tcW w:type="dxa" w:w="3200"/>
+            <w:shd w:fill="F2F2F2" w:val="clear"/>
+          </w:tcPr>
+          <w:p>
+            <w:r>
+              <w:rPr>
+                <w:b/>
+                <w:bCs/>
+              </w:rPr>
+              <w:t xml:space="preserve">Guidance credibility</w:t>
+            </w:r>
+          </w:p>
+        </w:tc>
+        <w:tc>
+          <w:tcPr>
+            <w:tcW w:type="dxa" w:w="5800"/>
+          </w:tcPr>
+          <w:p>
+            <w:r>
+              <w:t xml:space="preserve">unclear</w:t>
+            </w:r>
+          </w:p>
+        </w:tc>
+      </w:tr>
+      <w:tr>
+        <w:tc>
+          <w:tcPr>
+            <w:tcW w:type="dxa" w:w="3200"/>
+            <w:shd w:fill="F2F2F2" w:val="clear"/>
+          </w:tcPr>
+          <w:p>
+            <w:r>
+              <w:rPr>
+                <w:b/>
+                <w:bCs/>
+              </w:rPr>
+              <w:t xml:space="preserve">Shareholder returns</w:t>
+            </w:r>
+          </w:p>
+        </w:tc>
+        <w:tc>
+          <w:tcPr>
+            <w:tcW w:type="dxa" w:w="5800"/>
+          </w:tcPr>
+          <w:p>
+            <w:r>
+              <w:t xml:space="preserve">initiated</w:t>
+            </w:r>
+          </w:p>
+        </w:tc>
+      </w:tr>
+      <w:tr>
+        <w:tc>
+          <w:tcPr>
+            <w:tcW w:type="dxa" w:w="3200"/>
+            <w:shd w:fill="F2F2F2" w:val="clear"/>
+          </w:tcPr>
+          <w:p>
+            <w:r>
+              <w:rPr>
+                <w:b/>
+                <w:bCs/>
+              </w:rPr>
+              <w:t xml:space="preserve">Capability ladder / VAP</w:t>
+            </w:r>
+          </w:p>
+        </w:tc>
+        <w:tc>
+          <w:tcPr>
+            <w:tcW w:type="dxa" w:w="5800"/>
+          </w:tcPr>
+          <w:p>
+            <w:r>
+              <w:t xml:space="preserve">Explicit, stated shift from bulk chromium/barium chemicals toward specialty products - Blanc Fixe launch, DMSO specialty plant, DCX Chrome JV for high-purity chromium metal (vs. commodity dichromate/basic compounds); management targets at least 2 new products/year by 2030 to become a 'fully integrated performance chemicals enterprise'.</w:t>
+            </w:r>
+          </w:p>
+        </w:tc>
+      </w:tr>
+    </w:tbl>
+    <w:p>
+      <w:pPr>
+        <w:spacing w:after="120"/>
+      </w:pPr>
+      <w:r>
+        <w:rPr>
+          <w:b/>
+          <w:bCs/>
+          <w:sz w:val="20"/>
+          <w:szCs w:val="20"/>
+        </w:rPr>
+        <w:t xml:space="preserve">Quality metrics (ROCE · debt · FCF · margin · capex):</w:t>
+      </w:r>
+    </w:p>
+    <w:tbl>
+      <w:tblPr>
+        <w:tblW w:type="dxa" w:w="9000"/>
+        <w:tblBorders>
+          <w:top w:val="single" w:color="auto" w:sz="4"/>
+          <w:left w:val="single" w:color="auto" w:sz="4"/>
+          <w:bottom w:val="single" w:color="auto" w:sz="4"/>
+          <w:right w:val="single" w:color="auto" w:sz="4"/>
+          <w:insideH w:val="single" w:color="auto" w:sz="4"/>
+          <w:insideV w:val="single" w:color="auto" w:sz="4"/>
+        </w:tblBorders>
+      </w:tblPr>
+      <w:tblGrid>
+        <w:gridCol w:w="3200"/>
+        <w:gridCol w:w="5800"/>
+      </w:tblGrid>
+      <w:tr>
+        <w:tc>
+          <w:tcPr>
+            <w:tcW w:type="dxa" w:w="3200"/>
+            <w:shd w:fill="F2F2F2" w:val="clear"/>
+          </w:tcPr>
+          <w:p>
+            <w:r>
+              <w:rPr>
+                <w:b/>
+                <w:bCs/>
+              </w:rPr>
+              <w:t xml:space="preserve">Assessment</w:t>
+            </w:r>
+          </w:p>
+        </w:tc>
+        <w:tc>
+          <w:tcPr>
+            <w:tcW w:type="dxa" w:w="5800"/>
+          </w:tcPr>
+          <w:p>
+            <w:r>
+              <w:t xml:space="preserve">concern</w:t>
+            </w:r>
+          </w:p>
+        </w:tc>
+      </w:tr>
+      <w:tr>
+        <w:tc>
+          <w:tcPr>
+            <w:tcW w:type="dxa" w:w="3200"/>
+            <w:shd w:fill="F2F2F2" w:val="clear"/>
+          </w:tcPr>
+          <w:p>
+            <w:r>
+              <w:rPr>
+                <w:b/>
+                <w:bCs/>
+              </w:rPr>
+              <w:t xml:space="preserve">ROCE</w:t>
+            </w:r>
+          </w:p>
+        </w:tc>
+        <w:tc>
+          <w:tcPr>
+            <w:tcW w:type="dxa" w:w="5800"/>
+          </w:tcPr>
+          <w:p>
+            <w:r>
+              <w:t xml:space="preserve">16.4% (declining)</w:t>
+            </w:r>
+          </w:p>
+        </w:tc>
+      </w:tr>
+      <w:tr>
+        <w:tc>
+          <w:tcPr>
+            <w:tcW w:type="dxa" w:w="3200"/>
+            <w:shd w:fill="F2F2F2" w:val="clear"/>
+          </w:tcPr>
+          <w:p>
+            <w:r>
+              <w:rPr>
+                <w:b/>
+                <w:bCs/>
+              </w:rPr>
+              <w:t xml:space="preserve">Leverage</w:t>
+            </w:r>
+          </w:p>
+        </w:tc>
+        <w:tc>
+          <w:tcPr>
+            <w:tcW w:type="dxa" w:w="5800"/>
+          </w:tcPr>
+          <w:p>
+            <w:r>
+              <w:t xml:space="preserve">Net debt/EBITDA 2.1x</w:t>
+            </w:r>
+          </w:p>
+        </w:tc>
+      </w:tr>
+      <w:tr>
+        <w:tc>
+          <w:tcPr>
+            <w:tcW w:type="dxa" w:w="3200"/>
+            <w:shd w:fill="F2F2F2" w:val="clear"/>
+          </w:tcPr>
+          <w:p>
+            <w:r>
+              <w:rPr>
+                <w:b/>
+                <w:bCs/>
+              </w:rPr>
+              <w:t xml:space="preserve">FCF conversion</w:t>
+            </w:r>
+          </w:p>
+        </w:tc>
+        <w:tc>
+          <w:tcPr>
+            <w:tcW w:type="dxa" w:w="5800"/>
+          </w:tcPr>
+          <w:p>
+            <w:r>
+              <w:t xml:space="preserve">-55%</w:t>
+            </w:r>
+          </w:p>
+        </w:tc>
+      </w:tr>
+      <w:tr>
+        <w:tc>
+          <w:tcPr>
+            <w:tcW w:type="dxa" w:w="3200"/>
+            <w:shd w:fill="F2F2F2" w:val="clear"/>
+          </w:tcPr>
+          <w:p>
+            <w:r>
+              <w:rPr>
+                <w:b/>
+                <w:bCs/>
+              </w:rPr>
+              <w:t xml:space="preserve">Margin trend</w:t>
+            </w:r>
+          </w:p>
+        </w:tc>
+        <w:tc>
+          <w:tcPr>
+            <w:tcW w:type="dxa" w:w="5800"/>
+          </w:tcPr>
+          <w:p>
+            <w:r>
+              <w:t xml:space="preserve">stable</w:t>
+            </w:r>
+          </w:p>
+        </w:tc>
+      </w:tr>
+      <w:tr>
+        <w:tc>
+          <w:tcPr>
+            <w:tcW w:type="dxa" w:w="3200"/>
+            <w:shd w:fill="F2F2F2" w:val="clear"/>
+          </w:tcPr>
+          <w:p>
+            <w:r>
+              <w:rPr>
+                <w:b/>
+                <w:bCs/>
+              </w:rPr>
+              <w:t xml:space="preserve">Capex efficiency</w:t>
+            </w:r>
+          </w:p>
+        </w:tc>
+        <w:tc>
+          <w:tcPr>
+            <w:tcW w:type="dxa" w:w="5800"/>
+          </w:tcPr>
+          <w:p>
+            <w:r>
+              <w:t xml:space="preserve">neutral</w:t>
+            </w:r>
+          </w:p>
+        </w:tc>
+      </w:tr>
+    </w:tbl>
+    <w:p>
+      <w:pPr>
+        <w:spacing w:after="60" w:before="120"/>
+      </w:pPr>
+      <w:r>
+        <w:rPr>
+          <w:b/>
+          <w:bCs/>
+          <w:sz w:val="20"/>
+          <w:szCs w:val="20"/>
+        </w:rPr>
+        <w:t xml:space="preserve">Track record (Coffee Can persistence check): </w:t>
+      </w:r>
+      <w:r>
+        <w:rPr>
+          <w:sz w:val="20"/>
+          <w:szCs w:val="20"/>
+        </w:rPr>
+        <w:t xml:space="preserve">cleared revenue growth ≥10% AND ROCE ≥15% in 4 of the last 10 years (consistency_score 40)</w:t>
+      </w:r>
+    </w:p>
+    <w:p>
+      <w:pPr>
+        <w:spacing w:after="120"/>
+      </w:pPr>
+      <w:r>
+        <w:rPr>
+          <w:color w:val="666666"/>
+          <w:sz w:val="18"/>
+          <w:szCs w:val="18"/>
+        </w:rPr>
+        <w:t xml:space="preserve">FY18 (+26.8% growth, ROCE 17%), FY22 (+57.4%, ROCE ~30%), FY23 (+30.1%, ROCE 20%) and FY25 (+19.3%, ROCE 16%) each cleared BOTH &gt;=10% revenue growth AND &gt;=15% ROCE; FY24 was a revenue decline (-12.8%); FY26 (+11.3% growth, ROCE 16.4%) also clears both hurdles narrowly - re-verified this pass against FY26 annual-report figures (Rs 1,609.7 Cr revenue, 16.4% ROCE), a moderate, inconsistent record (4-5/10) that supports the growth-with-volatile-returns read rather than a clean Coffee-Can compounder.</w:t>
       </w:r>
     </w:p>
     <w:p>
@@ -304,46 +2570,174 @@
         <w:spacing w:after="120" w:before="280"/>
       </w:pPr>
       <w:r>
-        <w:t xml:space="preserve">Bull Case</w:t>
-      </w:r>
-    </w:p>
-    <w:p>
-      <w:pPr>
-        <w:pStyle w:val="ListParagraph"/>
-        <w:numPr>
-          <w:ilvl w:val="0"/>
-          <w:numId w:val="1"/>
-        </w:numPr>
-        <w:spacing w:after="60"/>
-      </w:pPr>
-      <w:r>
-        <w:t xml:space="preserve">Above-industry revenue growth (Q1 FY27 +24.9% YoY, ~16% CAGR vs ~7% industry median)</w:t>
-      </w:r>
-    </w:p>
-    <w:p>
-      <w:pPr>
-        <w:pStyle w:val="ListParagraph"/>
-        <w:numPr>
-          <w:ilvl w:val="0"/>
-          <w:numId w:val="1"/>
-        </w:numPr>
-        <w:spacing w:after="60"/>
-      </w:pPr>
-      <w:r>
-        <w:t xml:space="preserve">Diversified export base - 57 countries, 12+ served industries - reduces single-customer/geography concentration risk</w:t>
-      </w:r>
-    </w:p>
-    <w:p>
-      <w:pPr>
-        <w:pStyle w:val="ListParagraph"/>
-        <w:numPr>
-          <w:ilvl w:val="0"/>
-          <w:numId w:val="1"/>
-        </w:numPr>
-        <w:spacing w:after="60"/>
-      </w:pPr>
-      <w:r>
-        <w:t xml:space="preserve">China+1-adjacent specialty/export chemicals tailwind</w:t>
+        <w:t xml:space="preserve">Fundamentals-Gap Checks (shareholding · working capital · sector KPIs · scenario analysis)</w:t>
+      </w:r>
+    </w:p>
+    <w:p>
+      <w:pPr>
+        <w:spacing w:after="120"/>
+      </w:pPr>
+      <w:r>
+        <w:rPr>
+          <w:i/>
+          <w:iCs/>
+          <w:color w:val="666666"/>
+          <w:sz w:val="18"/>
+          <w:szCs w:val="18"/>
+        </w:rPr>
+        <w:t xml:space="preserve">Extra fundamentals extracted from the same filings — informational only, not yet consumed by any scoring script.</w:t>
+      </w:r>
+    </w:p>
+    <w:p>
+      <w:pPr>
+        <w:spacing w:after="120"/>
+      </w:pPr>
+      <w:r>
+        <w:rPr>
+          <w:b/>
+          <w:bCs/>
+          <w:sz w:val="20"/>
+          <w:szCs w:val="20"/>
+        </w:rPr>
+        <w:t xml:space="preserve">Shareholding pattern:</w:t>
+      </w:r>
+    </w:p>
+    <w:tbl>
+      <w:tblPr>
+        <w:tblW w:type="dxa" w:w="9000"/>
+        <w:tblBorders>
+          <w:top w:val="single" w:color="auto" w:sz="4"/>
+          <w:left w:val="single" w:color="auto" w:sz="4"/>
+          <w:bottom w:val="single" w:color="auto" w:sz="4"/>
+          <w:right w:val="single" w:color="auto" w:sz="4"/>
+          <w:insideH w:val="single" w:color="auto" w:sz="4"/>
+          <w:insideV w:val="single" w:color="auto" w:sz="4"/>
+        </w:tblBorders>
+      </w:tblPr>
+      <w:tblGrid>
+        <w:gridCol w:w="3200"/>
+        <w:gridCol w:w="5800"/>
+      </w:tblGrid>
+      <w:tr>
+        <w:tc>
+          <w:tcPr>
+            <w:tcW w:type="dxa" w:w="3200"/>
+            <w:shd w:fill="F2F2F2" w:val="clear"/>
+          </w:tcPr>
+          <w:p>
+            <w:r>
+              <w:rPr>
+                <w:b/>
+                <w:bCs/>
+              </w:rPr>
+              <w:t xml:space="preserve">Promoter %</w:t>
+            </w:r>
+          </w:p>
+        </w:tc>
+        <w:tc>
+          <w:tcPr>
+            <w:tcW w:type="dxa" w:w="5800"/>
+          </w:tcPr>
+          <w:p>
+            <w:r>
+              <w:t xml:space="preserve">69.21% (stable)</w:t>
+            </w:r>
+          </w:p>
+        </w:tc>
+      </w:tr>
+      <w:tr>
+        <w:tc>
+          <w:tcPr>
+            <w:tcW w:type="dxa" w:w="3200"/>
+            <w:shd w:fill="F2F2F2" w:val="clear"/>
+          </w:tcPr>
+          <w:p>
+            <w:r>
+              <w:rPr>
+                <w:b/>
+                <w:bCs/>
+              </w:rPr>
+              <w:t xml:space="preserve">Pledge %</w:t>
+            </w:r>
+          </w:p>
+        </w:tc>
+        <w:tc>
+          <w:tcPr>
+            <w:tcW w:type="dxa" w:w="5800"/>
+          </w:tcPr>
+          <w:p>
+            <w:r>
+              <w:t xml:space="preserve">0% (stable)</w:t>
+            </w:r>
+          </w:p>
+        </w:tc>
+      </w:tr>
+      <w:tr>
+        <w:tc>
+          <w:tcPr>
+            <w:tcW w:type="dxa" w:w="3200"/>
+            <w:shd w:fill="F2F2F2" w:val="clear"/>
+          </w:tcPr>
+          <w:p>
+            <w:r>
+              <w:rPr>
+                <w:b/>
+                <w:bCs/>
+              </w:rPr>
+              <w:t xml:space="preserve">FII/DII %</w:t>
+            </w:r>
+          </w:p>
+        </w:tc>
+        <w:tc>
+          <w:tcPr>
+            <w:tcW w:type="dxa" w:w="5800"/>
+          </w:tcPr>
+          <w:p>
+            <w:r>
+              <w:t xml:space="preserve">3.12% (unclear)</w:t>
+            </w:r>
+          </w:p>
+        </w:tc>
+      </w:tr>
+      <w:tr>
+        <w:tc>
+          <w:tcPr>
+            <w:tcW w:type="dxa" w:w="3200"/>
+            <w:shd w:fill="F2F2F2" w:val="clear"/>
+          </w:tcPr>
+          <w:p>
+            <w:r>
+              <w:rPr>
+                <w:b/>
+                <w:bCs/>
+              </w:rPr>
+              <w:t xml:space="preserve">Quarters checked</w:t>
+            </w:r>
+          </w:p>
+        </w:tc>
+        <w:tc>
+          <w:tcPr>
+            <w:tcW w:type="dxa" w:w="5800"/>
+          </w:tcPr>
+          <w:p>
+            <w:r>
+              <w:t xml:space="preserve">Q4FY25, Q1FY26, Q2FY26, Q3FY26, Q4FY26</w:t>
+            </w:r>
+          </w:p>
+        </w:tc>
+      </w:tr>
+    </w:tbl>
+    <w:p>
+      <w:pPr>
+        <w:spacing w:after="120"/>
+      </w:pPr>
+      <w:r>
+        <w:rPr>
+          <w:color w:val="666666"/>
+          <w:sz w:val="18"/>
+          <w:szCs w:val="18"/>
+        </w:rPr>
+        <w:t xml:space="preserve">Promoter holding flat at 69.21% for 5 straight quarters after previously declining ~5.8pp over the prior 3 years; zero pledge disclosed for FY26 (board declaration filed Apr 2026, covering all 3 promoters). No concurrent red flag.</w:t>
       </w:r>
     </w:p>
     <w:p>
@@ -352,59 +2746,15 @@
         <w:spacing w:after="120" w:before="280"/>
       </w:pPr>
       <w:r>
-        <w:t xml:space="preserve">Bear Case / Key Risks</w:t>
-      </w:r>
-    </w:p>
-    <w:p>
-      <w:pPr>
-        <w:pStyle w:val="ListParagraph"/>
-        <w:numPr>
-          <w:ilvl w:val="0"/>
-          <w:numId w:val="1"/>
-        </w:numPr>
-        <w:spacing w:after="60"/>
-      </w:pPr>
-      <w:r>
-        <w:t xml:space="preserve">ROCE (~16%) and ROE (~14%) are moderate, not exceptional, for a growth-compounder thesis</w:t>
-      </w:r>
-    </w:p>
-    <w:p>
-      <w:pPr>
-        <w:pStyle w:val="ListParagraph"/>
-        <w:numPr>
-          <w:ilvl w:val="0"/>
-          <w:numId w:val="1"/>
-        </w:numPr>
-        <w:spacing w:after="60"/>
-      </w:pPr>
-      <w:r>
-        <w:t xml:space="preserve">Chromium/barium chemicals are relatively commoditized products without a clear structural moat identified this pass</w:t>
-      </w:r>
-    </w:p>
-    <w:p>
-      <w:pPr>
-        <w:pStyle w:val="ListParagraph"/>
-        <w:numPr>
-          <w:ilvl w:val="0"/>
-          <w:numId w:val="1"/>
-        </w:numPr>
-        <w:spacing w:after="60"/>
-      </w:pPr>
-      <w:r>
-        <w:t xml:space="preserve">A recent quarter's profit surge was flagged elsewhere as masking margin pressure - not independently re-verified this pass</w:t>
-      </w:r>
-    </w:p>
-    <w:p>
-      <w:pPr>
-        <w:pStyle w:val="ListParagraph"/>
-        <w:numPr>
-          <w:ilvl w:val="0"/>
-          <w:numId w:val="1"/>
-        </w:numPr>
-        <w:spacing w:after="60"/>
-      </w:pPr>
-      <w:r>
-        <w:t xml:space="preserve">The ValuePickr thread's own title ('Is Growth sustainable?') suggests the community itself has an open question here</w:t>
+        <w:t xml:space="preserve">Technical Read (Weekly / Monthly MACD + Bollinger Bands, or RSI/CCI/Williams %R proxy)</w:t>
+      </w:r>
+    </w:p>
+    <w:p>
+      <w:pPr>
+        <w:spacing w:after="120"/>
+      </w:pPr>
+      <w:r>
+        <w:t xml:space="preserve">Trading near its 52-week high (Rs 733 vs high Rs 744) - no further TA pulled this pass (fast triage).</w:t>
       </w:r>
     </w:p>
     <w:p>
@@ -413,7 +2763,15 @@
         <w:spacing w:after="120" w:before="280"/>
       </w:pPr>
       <w:r>
-        <w:t xml:space="preserve">Market-Cap Tier (informational — not a gate in this project)</w:t>
+        <w:t xml:space="preserve">ValuePickr Community Signal</w:t>
+      </w:r>
+    </w:p>
+    <w:p>
+      <w:pPr>
+        <w:spacing w:after="120"/>
+      </w:pPr>
+      <w:r>
+        <w:t xml:space="preserve">ValuePickr thread found: topic_id 3997, 'Vishnu Chemicals - Is Growth sustainable?' - this pass's fresh filings read (FY26 annual/quarterly results, Q1 FY27 concall, CARE rating note, management interviews) directly corroborates the thread's own sustainability question: ROCE has fallen every year since FY22 even as revenue kept growing.</w:t>
       </w:r>
     </w:p>
     <w:p>
@@ -424,8 +2782,216 @@
         <w:rPr>
           <w:b/>
           <w:bCs/>
-        </w:rPr>
-        <w:t xml:space="preserve">Mid-cap (~Rs 4,900 Cr)</w:t>
+          <w:sz w:val="20"/>
+          <w:szCs w:val="20"/>
+        </w:rPr>
+        <w:t xml:space="preserve">High-conviction call from a top contributor: </w:t>
+      </w:r>
+      <w:r>
+        <w:rPr>
+          <w:sz w:val="20"/>
+          <w:szCs w:val="20"/>
+        </w:rPr>
+        <w:t xml:space="preserve">Not read this pass (thread exists but not opened - fast triage); the thread's own title ('Is Growth sustainable?') is a relevant signal worth following up in a fuller pass.</w:t>
+      </w:r>
+    </w:p>
+    <w:p>
+      <w:pPr>
+        <w:pStyle w:val="Heading1"/>
+        <w:spacing w:after="120" w:before="280"/>
+      </w:pPr>
+      <w:r>
+        <w:t xml:space="preserve">BSE Corporate Actions / Other Red Flags</w:t>
+      </w:r>
+    </w:p>
+    <w:p>
+      <w:pPr>
+        <w:spacing w:after="120"/>
+      </w:pPr>
+      <w:r>
+        <w:t xml:space="preserve">No red flags found in this pass.</w:t>
+      </w:r>
+    </w:p>
+    <w:p>
+      <w:pPr>
+        <w:pStyle w:val="Heading1"/>
+        <w:spacing w:after="120" w:before="280"/>
+      </w:pPr>
+      <w:r>
+        <w:t xml:space="preserve">Bull Case</w:t>
+      </w:r>
+    </w:p>
+    <w:p>
+      <w:pPr>
+        <w:pStyle w:val="ListParagraph"/>
+        <w:numPr>
+          <w:ilvl w:val="0"/>
+          <w:numId w:val="1"/>
+        </w:numPr>
+        <w:spacing w:after="60"/>
+      </w:pPr>
+      <w:r>
+        <w:t xml:space="preserve">Real, re-accelerating above-industry export growth (Q1 FY27 +24.9% YoY; ~16% revenue CAGR vs ~7% industry median)</w:t>
+      </w:r>
+    </w:p>
+    <w:p>
+      <w:pPr>
+        <w:pStyle w:val="ListParagraph"/>
+        <w:numPr>
+          <w:ilvl w:val="0"/>
+          <w:numId w:val="1"/>
+        </w:numPr>
+        <w:spacing w:after="60"/>
+      </w:pPr>
+      <w:r>
+        <w:t xml:space="preserve">Explicit specialty-chemicals capability upgrade underway: Blanc Fixe launch, DMSO specialty plant, DCX Chrome 50:50 JV for high-purity chromium metal (6,000 MTPA, Visakhapatnam) - a genuine move up the value curve, not just capacity addition</w:t>
+      </w:r>
+    </w:p>
+    <w:p>
+      <w:pPr>
+        <w:pStyle w:val="ListParagraph"/>
+        <w:numPr>
+          <w:ilvl w:val="0"/>
+          <w:numId w:val="1"/>
+        </w:numPr>
+        <w:spacing w:after="60"/>
+      </w:pPr>
+      <w:r>
+        <w:t xml:space="preserve">Backward integration (Ramadas Minerals, South Africa chrome-ore mine) plus chrome-ore prices now softening industry-wide through 2026 - a real near-term input-cost tailwind after two years of margin pressure</w:t>
+      </w:r>
+    </w:p>
+    <w:p>
+      <w:pPr>
+        <w:pStyle w:val="ListParagraph"/>
+        <w:numPr>
+          <w:ilvl w:val="0"/>
+          <w:numId w:val="1"/>
+        </w:numPr>
+        <w:spacing w:after="60"/>
+      </w:pPr>
+      <w:r>
+        <w:t xml:space="preserve">Promoter holding stable at 69.21% for 5 straight quarters, zero pledge (board-certified FY26) - no promoter-exit signal</w:t>
+      </w:r>
+    </w:p>
+    <w:p>
+      <w:pPr>
+        <w:pStyle w:val="ListParagraph"/>
+        <w:numPr>
+          <w:ilvl w:val="0"/>
+          <w:numId w:val="1"/>
+        </w:numPr>
+        <w:spacing w:after="60"/>
+      </w:pPr>
+      <w:r>
+        <w:t xml:space="preserve">Diversified export base (57+ countries, 12+ industries) reduces customer/geography concentration risk</w:t>
+      </w:r>
+    </w:p>
+    <w:p>
+      <w:pPr>
+        <w:pStyle w:val="Heading1"/>
+        <w:spacing w:after="120" w:before="280"/>
+      </w:pPr>
+      <w:r>
+        <w:t xml:space="preserve">Bear Case / Key Risks</w:t>
+      </w:r>
+    </w:p>
+    <w:p>
+      <w:pPr>
+        <w:pStyle w:val="ListParagraph"/>
+        <w:numPr>
+          <w:ilvl w:val="0"/>
+          <w:numId w:val="1"/>
+        </w:numPr>
+        <w:spacing w:after="60"/>
+      </w:pPr>
+      <w:r>
+        <w:t xml:space="preserve">Fresh-filings-confirmed multi-year ROCE decline: ~30% (FY22) -&gt; 20% -&gt; 18% -&gt; 16.4% (FY26), well below its own 5-yr average (~19%) - the ValuePickr thread's own question is independently validated, not resolved, by this pass</w:t>
+      </w:r>
+    </w:p>
+    <w:p>
+      <w:pPr>
+        <w:pStyle w:val="ListParagraph"/>
+        <w:numPr>
+          <w:ilvl w:val="0"/>
+          <w:numId w:val="1"/>
+        </w:numPr>
+        <w:spacing w:after="60"/>
+      </w:pPr>
+      <w:r>
+        <w:t xml:space="preserve">FY26 free cash flow negative again (CFO ~Rs 127 Cr against a capex/CWIP build well above that) as debt-funded capex accelerates (gross debt Rs 315 Cr -&gt; Rs 527 Cr, FY24-26)</w:t>
+      </w:r>
+    </w:p>
+    <w:p>
+      <w:pPr>
+        <w:pStyle w:val="ListParagraph"/>
+        <w:numPr>
+          <w:ilvl w:val="0"/>
+          <w:numId w:val="1"/>
+        </w:numPr>
+        <w:spacing w:after="60"/>
+      </w:pPr>
+      <w:r>
+        <w:t xml:space="preserve">Near-term margin pressure: Q1 FY27 EBITDA margin dipped to 15.1% on a one-off Rs 8 Cr retrospective barium charge, and management guided ocean-freight costs toward ~20% of revenue in Q2 FY27</w:t>
+      </w:r>
+    </w:p>
+    <w:p>
+      <w:pPr>
+        <w:pStyle w:val="ListParagraph"/>
+        <w:numPr>
+          <w:ilvl w:val="0"/>
+          <w:numId w:val="1"/>
+        </w:numPr>
+        <w:spacing w:after="60"/>
+      </w:pPr>
+      <w:r>
+        <w:t xml:space="preserve">Chromium/barium remain commodity-adjacent product lines; barium specifically faces structural Chinese pricing pressure - moat is weak until the specialty pivot (Blanc Fixe/DMSO/DCX) scales, which is unproven</w:t>
+      </w:r>
+    </w:p>
+    <w:p>
+      <w:pPr>
+        <w:pStyle w:val="ListParagraph"/>
+        <w:numPr>
+          <w:ilvl w:val="0"/>
+          <w:numId w:val="1"/>
+        </w:numPr>
+        <w:spacing w:after="60"/>
+      </w:pPr>
+      <w:r>
+        <w:t xml:space="preserve">32.5x trailing P/E is already a growth multiple despite the declining-returns backdrop and negative FCF conversion during the current capex cycle</w:t>
+      </w:r>
+    </w:p>
+    <w:p>
+      <w:pPr>
+        <w:pStyle w:val="ListParagraph"/>
+        <w:numPr>
+          <w:ilvl w:val="0"/>
+          <w:numId w:val="1"/>
+        </w:numPr>
+        <w:spacing w:after="60"/>
+      </w:pPr>
+      <w:r>
+        <w:t xml:space="preserve">Dividend payout has been minimal (~1.65% of profits over 3 years) even as leverage rises to fund capex - shareholder-return discipline not yet established</w:t>
+      </w:r>
+    </w:p>
+    <w:p>
+      <w:pPr>
+        <w:pStyle w:val="Heading1"/>
+        <w:spacing w:after="120" w:before="280"/>
+      </w:pPr>
+      <w:r>
+        <w:t xml:space="preserve">Market-Cap Tier (informational — not a gate in this project)</w:t>
+      </w:r>
+    </w:p>
+    <w:p>
+      <w:pPr>
+        <w:spacing w:after="120"/>
+      </w:pPr>
+      <w:r>
+        <w:rPr>
+          <w:b/>
+          <w:bCs/>
+        </w:rPr>
+        <w:t xml:space="preserve">Mid-cap (~Rs 4,860-4,930 Cr)</w:t>
       </w:r>
     </w:p>
     <w:p>
@@ -461,7 +3027,7 @@
           <w:sz w:val="20"/>
           <w:szCs w:val="20"/>
         </w:rPr>
-        <w:t xml:space="preserve">4-box gate — tailwind: yes · TAM: weak · moat: weak · valuation: weak  (score 3 / 4)</w:t>
+        <w:t xml:space="preserve">4-box gate — tailwind: yes · TAM: weak · moat: weak · valuation: no  (score 2 / 4)</w:t>
       </w:r>
     </w:p>
     <w:p>
@@ -476,7 +3042,7 @@
           <w:sz w:val="20"/>
           <w:szCs w:val="20"/>
         </w:rPr>
-        <w:t xml:space="preserve">Real export/growth tailwind but moderate ROCE/ROE and a commodity-chemicals moat profile - kept at 'neither' (analyst_override) given the community thread's own open growth-sustainability question.</w:t>
+        <w:t xml:space="preserve">Real export/China+1 tailwind plus an emerging chrome-ore cost tailwind, but TAM (early-stage specialty bets), moat (commodity chromium/barium base, Chinese barium competition) and valuation (32.5x trailing P/E against a confirmed declining-ROCE backdrop) are all weak-to-no - score 2.0 keeps this at 'neither'.</w:t>
       </w:r>
     </w:p>
     <w:p>
@@ -499,46 +3065,46 @@
           <w:sz w:val="24"/>
           <w:szCs w:val="24"/>
         </w:rPr>
-        <w:t xml:space="preserve">Genuine above-industry export-chemicals growth story, but moderate returns metrics and a commodity-chemicals moat profile keep this at 'neither' for a 10x/100x label - conviction Medium.</w:t>
-      </w:r>
-    </w:p>
-    <w:p>
-      <w:pPr>
-        <w:pStyle w:val="ListParagraph"/>
-        <w:numPr>
-          <w:ilvl w:val="0"/>
-          <w:numId w:val="1"/>
-        </w:numPr>
-        <w:spacing w:after="60"/>
-      </w:pPr>
-      <w:r>
-        <w:t xml:space="preserve">four_box score = 3.0 (tailwind yes - export/China+1 chemicals demand; tam weak - large but not clearly differentiated within specialty chemicals; moat weak - commodity chromium/barium products; valuation weak - trading near 52-week high on moderate ROCE) - score permits but analyst keeps 'neither' given the moderate returns profile and the community's own open sustainability question</w:t>
-      </w:r>
-    </w:p>
-    <w:p>
-      <w:pPr>
-        <w:pStyle w:val="ListParagraph"/>
-        <w:numPr>
-          <w:ilvl w:val="0"/>
-          <w:numId w:val="1"/>
-        </w:numPr>
-        <w:spacing w:after="60"/>
-      </w:pPr>
-      <w:r>
-        <w:t xml:space="preserve">No red flag found</w:t>
-      </w:r>
-    </w:p>
-    <w:p>
-      <w:pPr>
-        <w:pStyle w:val="ListParagraph"/>
-        <w:numPr>
-          <w:ilvl w:val="0"/>
-          <w:numId w:val="1"/>
-        </w:numPr>
-        <w:spacing w:after="60"/>
-      </w:pPr>
-      <w:r>
-        <w:t xml:space="preserve">Fast triage only - ValuePickr thread (3997) exists with a directly relevant title but not deep-read this pass</w:t>
+        <w:t xml:space="preserve">Real export/specialty-upgrade growth story, but a fresh-filings-confirmed multi-year ROCE decline, negative FCF conversion, rising debt-funded capex, and a rich 32.5x P/E keep this at 'neither' with conviction now Low-Medium.</w:t>
+      </w:r>
+    </w:p>
+    <w:p>
+      <w:pPr>
+        <w:pStyle w:val="ListParagraph"/>
+        <w:numPr>
+          <w:ilvl w:val="0"/>
+          <w:numId w:val="1"/>
+        </w:numPr>
+        <w:spacing w:after="60"/>
+      </w:pPr>
+      <w:r>
+        <w:t xml:space="preserve">four_box re-derived from FY26 annual/quarterly filings + Q1 FY27 concall: tailwind yes (export/China+1 + chrome-ore cost tailwind now emerging); tam weak (large specialty-chemicals TAM but company's DMSO/Blanc Fixe/DCX bets are early-stage and unproven at scale); moat weak (commodity chromium/barium base, barium faces structural Chinese pricing pressure); valuation no (32.5x trailing P/E already a growth multiple against a confirmed declining-ROCE backdrop and negative FCF conversion) - score 2.0, below the 3.0 override threshold, so thesis_fit stays 'neither' with no exception needed</w:t>
+      </w:r>
+    </w:p>
+    <w:p>
+      <w:pPr>
+        <w:pStyle w:val="ListParagraph"/>
+        <w:numPr>
+          <w:ilvl w:val="0"/>
+          <w:numId w:val="1"/>
+        </w:numPr>
+        <w:spacing w:after="60"/>
+      </w:pPr>
+      <w:r>
+        <w:t xml:space="preserve">No red flag found; promoter holding stable, zero pledge</w:t>
+      </w:r>
+    </w:p>
+    <w:p>
+      <w:pPr>
+        <w:pStyle w:val="ListParagraph"/>
+        <w:numPr>
+          <w:ilvl w:val="0"/>
+          <w:numId w:val="1"/>
+        </w:numPr>
+        <w:spacing w:after="60"/>
+      </w:pPr>
+      <w:r>
+        <w:t xml:space="preserve">Conviction moved from Medium (pre) to Low-Medium (post): this pass's fresh filings independently confirm the prior light-pass ROCE-decline flag rather than resolving it, and add two new negatives (negative FY26 FCF, near-term freight-cost/one-off margin pressure) against real but still-unproven positives (Blanc Fixe/DMSO/DCX specialty pivot, softening chrome-ore costs, stable promoter holding)</w:t>
       </w:r>
     </w:p>
     <w:p>
